--- a/public/assets/files/stacjonarne/PJN.docx
+++ b/public/assets/files/stacjonarne/PJN.docx
@@ -523,6 +523,7 @@
                 <w:i w:val="0"/>
                 <w:sz w:val="22"/>
               </w:rPr>
+              <w:t>I</w:t>
             </w:r>
           </w:p>
         </w:tc>
@@ -560,6 +561,7 @@
                 <w:i w:val="0"/>
                 <w:sz w:val="22"/>
               </w:rPr>
+              <w:t>specjalizacyjny</w:t>
             </w:r>
           </w:p>
         </w:tc>

--- a/public/assets/files/stacjonarne/PJN.docx
+++ b/public/assets/files/stacjonarne/PJN.docx
@@ -681,12 +681,22 @@
         <w:tblW w:w="5000" w:type="pct"/>
       </w:tblPr>
       <w:tblGrid>
-        <w:gridCol w:w="9972"/>
+        <w:gridCol w:w="997"/>
+        <w:gridCol w:w="997"/>
+        <w:gridCol w:w="997"/>
+        <w:gridCol w:w="997"/>
+        <w:gridCol w:w="997"/>
+        <w:gridCol w:w="997"/>
+        <w:gridCol w:w="997"/>
+        <w:gridCol w:w="997"/>
+        <w:gridCol w:w="997"/>
+        <w:gridCol w:w="997"/>
       </w:tblGrid>
       <w:tr>
         <w:tc>
           <w:tcPr>
-            <w:tcW w:type="dxa" w:w="9972"/>
+            <w:tcW w:type="dxa" w:w="9970"/>
+            <w:gridSpan w:val="10"/>
             <w:shd w:val="clear" w:color="auto" w:fill="D9D9D9"/>
           </w:tcPr>
           <w:p>
@@ -705,31 +715,34 @@
           </w:p>
         </w:tc>
       </w:tr>
-    </w:tbl>
-    <w:tbl>
-      <w:tblPr>
-        <w:tblW w:type="auto" w:w="0"/>
-        <w:tblLook w:firstColumn="1" w:firstRow="1" w:lastColumn="0" w:lastRow="0" w:noHBand="0" w:noVBand="1" w:val="04A0"/>
-        <w:tblBorders>
-          <w:top w:val="single" w:sz="4" w:space="0" w:color="000000"/>
-          <w:left w:val="single" w:sz="4" w:space="0" w:color="000000"/>
-          <w:bottom w:val="single" w:sz="4" w:space="0" w:color="000000"/>
-          <w:right w:val="single" w:sz="4" w:space="0" w:color="000000"/>
-          <w:insideH w:val="single" w:sz="4" w:space="0" w:color="000000"/>
-          <w:insideV w:val="single" w:sz="4" w:space="0" w:color="000000"/>
-        </w:tblBorders>
-        <w:tblW w:w="5000" w:type="pct"/>
-      </w:tblPr>
-      <w:tblGrid>
-        <w:gridCol w:w="2493"/>
-        <w:gridCol w:w="2493"/>
-        <w:gridCol w:w="2493"/>
-        <w:gridCol w:w="2493"/>
-      </w:tblGrid>
       <w:tr>
         <w:tc>
           <w:tcPr>
-            <w:tcW w:type="dxa" w:w="2493"/>
+            <w:tcW w:type="dxa" w:w="9970"/>
+            <w:gridSpan w:val="10"/>
+            <w:shd w:val="clear" w:color="auto" w:fill="D9D9D9"/>
+          </w:tcPr>
+          <w:p>
+            <w:pPr>
+              <w:spacing w:before="20" w:after="20"/>
+            </w:pPr>
+            <w:r>
+              <w:rPr>
+                <w:rFonts w:ascii="Aptos" w:hAnsi="Aptos"/>
+                <w:b w:val="0"/>
+                <w:i w:val="0"/>
+                <w:sz w:val="16"/>
+              </w:rPr>
+              <w:t>Wymiar godzinowy (liczba godzin w semestrze)</w:t>
+            </w:r>
+          </w:p>
+        </w:tc>
+      </w:tr>
+      <w:tr>
+        <w:tc>
+          <w:tcPr>
+            <w:tcW w:type="dxa" w:w="1994"/>
+            <w:gridSpan w:val="2"/>
             <w:shd w:val="clear" w:color="auto" w:fill="D9D9D9"/>
           </w:tcPr>
           <w:p>
@@ -749,7 +762,8 @@
         </w:tc>
         <w:tc>
           <w:tcPr>
-            <w:tcW w:type="dxa" w:w="2493"/>
+            <w:tcW w:type="dxa" w:w="2991"/>
+            <w:gridSpan w:val="3"/>
             <w:shd w:val="clear" w:color="auto" w:fill="D9D9D9"/>
           </w:tcPr>
           <w:p>
@@ -769,7 +783,8 @@
         </w:tc>
         <w:tc>
           <w:tcPr>
-            <w:tcW w:type="dxa" w:w="2493"/>
+            <w:tcW w:type="dxa" w:w="2991"/>
+            <w:gridSpan w:val="3"/>
             <w:shd w:val="clear" w:color="auto" w:fill="D9D9D9"/>
           </w:tcPr>
           <w:p>
@@ -789,7 +804,8 @@
         </w:tc>
         <w:tc>
           <w:tcPr>
-            <w:tcW w:type="dxa" w:w="2493"/>
+            <w:tcW w:type="dxa" w:w="1994"/>
+            <w:gridSpan w:val="2"/>
             <w:shd w:val="clear" w:color="auto" w:fill="D9D9D9"/>
           </w:tcPr>
           <w:p>
@@ -811,7 +827,8 @@
       <w:tr>
         <w:tc>
           <w:tcPr>
-            <w:tcW w:type="dxa" w:w="2493"/>
+            <w:tcW w:type="dxa" w:w="1994"/>
+            <w:gridSpan w:val="2"/>
           </w:tcPr>
           <w:p>
             <w:pPr>
@@ -830,7 +847,8 @@
         </w:tc>
         <w:tc>
           <w:tcPr>
-            <w:tcW w:type="dxa" w:w="2493"/>
+            <w:tcW w:type="dxa" w:w="2991"/>
+            <w:gridSpan w:val="3"/>
           </w:tcPr>
           <w:p>
             <w:pPr>
@@ -849,7 +867,8 @@
         </w:tc>
         <w:tc>
           <w:tcPr>
-            <w:tcW w:type="dxa" w:w="2493"/>
+            <w:tcW w:type="dxa" w:w="2991"/>
+            <w:gridSpan w:val="3"/>
           </w:tcPr>
           <w:p>
             <w:pPr>
@@ -868,7 +887,8 @@
         </w:tc>
         <w:tc>
           <w:tcPr>
-            <w:tcW w:type="dxa" w:w="2493"/>
+            <w:tcW w:type="dxa" w:w="1994"/>
+            <w:gridSpan w:val="2"/>
           </w:tcPr>
           <w:p>
             <w:pPr>
@@ -886,30 +906,34 @@
           </w:p>
         </w:tc>
       </w:tr>
-    </w:tbl>
-    <w:tbl>
-      <w:tblPr>
-        <w:tblW w:type="auto" w:w="0"/>
-        <w:tblLook w:firstColumn="1" w:firstRow="1" w:lastColumn="0" w:lastRow="0" w:noHBand="0" w:noVBand="1" w:val="04A0"/>
-        <w:tblBorders>
-          <w:top w:val="single" w:sz="4" w:space="0" w:color="000000"/>
-          <w:left w:val="single" w:sz="4" w:space="0" w:color="000000"/>
-          <w:bottom w:val="single" w:sz="4" w:space="0" w:color="000000"/>
-          <w:right w:val="single" w:sz="4" w:space="0" w:color="000000"/>
-          <w:insideH w:val="single" w:sz="4" w:space="0" w:color="000000"/>
-          <w:insideV w:val="single" w:sz="4" w:space="0" w:color="000000"/>
-        </w:tblBorders>
-        <w:tblW w:w="5000" w:type="pct"/>
-      </w:tblPr>
-      <w:tblGrid>
-        <w:gridCol w:w="3324"/>
-        <w:gridCol w:w="3324"/>
-        <w:gridCol w:w="3324"/>
-      </w:tblGrid>
       <w:tr>
         <w:tc>
           <w:tcPr>
-            <w:tcW w:type="dxa" w:w="3324"/>
+            <w:tcW w:type="dxa" w:w="9970"/>
+            <w:gridSpan w:val="10"/>
+            <w:shd w:val="clear" w:color="auto" w:fill="D9D9D9"/>
+          </w:tcPr>
+          <w:p>
+            <w:pPr>
+              <w:spacing w:before="20" w:after="20"/>
+            </w:pPr>
+            <w:r>
+              <w:rPr>
+                <w:rFonts w:ascii="Aptos" w:hAnsi="Aptos"/>
+                <w:b/>
+                <w:i w:val="0"/>
+                <w:sz w:val="22"/>
+              </w:rPr>
+              <w:t>Bilans ECTS</w:t>
+            </w:r>
+          </w:p>
+        </w:tc>
+      </w:tr>
+      <w:tr>
+        <w:tc>
+          <w:tcPr>
+            <w:tcW w:type="dxa" w:w="4985"/>
+            <w:gridSpan w:val="5"/>
             <w:shd w:val="clear" w:color="auto" w:fill="D9D9D9"/>
           </w:tcPr>
           <w:p>
@@ -929,7 +953,8 @@
         </w:tc>
         <w:tc>
           <w:tcPr>
-            <w:tcW w:type="dxa" w:w="3324"/>
+            <w:tcW w:type="dxa" w:w="2991"/>
+            <w:gridSpan w:val="3"/>
             <w:shd w:val="clear" w:color="auto" w:fill="D9D9D9"/>
           </w:tcPr>
           <w:p>
@@ -949,7 +974,8 @@
         </w:tc>
         <w:tc>
           <w:tcPr>
-            <w:tcW w:type="dxa" w:w="3324"/>
+            <w:tcW w:type="dxa" w:w="1994"/>
+            <w:gridSpan w:val="2"/>
             <w:shd w:val="clear" w:color="auto" w:fill="D9D9D9"/>
           </w:tcPr>
           <w:p>
@@ -971,7 +997,8 @@
       <w:tr>
         <w:tc>
           <w:tcPr>
-            <w:tcW w:type="dxa" w:w="3324"/>
+            <w:tcW w:type="dxa" w:w="4985"/>
+            <w:gridSpan w:val="5"/>
           </w:tcPr>
           <w:p>
             <w:pPr>
@@ -990,7 +1017,8 @@
         </w:tc>
         <w:tc>
           <w:tcPr>
-            <w:tcW w:type="dxa" w:w="3324"/>
+            <w:tcW w:type="dxa" w:w="2991"/>
+            <w:gridSpan w:val="3"/>
           </w:tcPr>
           <w:p>
             <w:pPr>
@@ -1009,7 +1037,8 @@
         </w:tc>
         <w:tc>
           <w:tcPr>
-            <w:tcW w:type="dxa" w:w="3324"/>
+            <w:tcW w:type="dxa" w:w="1994"/>
+            <w:gridSpan w:val="2"/>
           </w:tcPr>
           <w:p>
             <w:pPr>
@@ -1030,7 +1059,8 @@
       <w:tr>
         <w:tc>
           <w:tcPr>
-            <w:tcW w:type="dxa" w:w="3324"/>
+            <w:tcW w:type="dxa" w:w="4985"/>
+            <w:gridSpan w:val="5"/>
           </w:tcPr>
           <w:p>
             <w:pPr>
@@ -1049,7 +1079,8 @@
         </w:tc>
         <w:tc>
           <w:tcPr>
-            <w:tcW w:type="dxa" w:w="3324"/>
+            <w:tcW w:type="dxa" w:w="2991"/>
+            <w:gridSpan w:val="3"/>
           </w:tcPr>
           <w:p>
             <w:pPr>
@@ -1068,7 +1099,8 @@
         </w:tc>
         <w:tc>
           <w:tcPr>
-            <w:tcW w:type="dxa" w:w="3324"/>
+            <w:tcW w:type="dxa" w:w="1994"/>
+            <w:gridSpan w:val="2"/>
           </w:tcPr>
           <w:p>
             <w:pPr>
@@ -1089,7 +1121,29 @@
       <w:tr>
         <w:tc>
           <w:tcPr>
-            <w:tcW w:type="dxa" w:w="3324"/>
+            <w:tcW w:type="dxa" w:w="4985"/>
+            <w:gridSpan w:val="5"/>
+            <w:shd w:val="clear" w:color="auto" w:fill="D9D9D9"/>
+          </w:tcPr>
+          <w:p>
+            <w:pPr>
+              <w:spacing w:before="20" w:after="20"/>
+            </w:pPr>
+            <w:r>
+              <w:rPr>
+                <w:rFonts w:ascii="Aptos" w:hAnsi="Aptos"/>
+                <w:b/>
+                <w:i w:val="0"/>
+                <w:sz w:val="16"/>
+              </w:rPr>
+              <w:t>Opis samodzielnej pracy studenta</w:t>
+            </w:r>
+          </w:p>
+        </w:tc>
+        <w:tc>
+          <w:tcPr>
+            <w:tcW w:type="dxa" w:w="4985"/>
+            <w:gridSpan w:val="5"/>
           </w:tcPr>
           <w:p>
             <w:pPr>
@@ -1102,45 +1156,7 @@
                 <w:i w:val="0"/>
                 <w:sz w:val="22"/>
               </w:rPr>
-              <w:t>Suma</w:t>
-            </w:r>
-          </w:p>
-        </w:tc>
-        <w:tc>
-          <w:tcPr>
-            <w:tcW w:type="dxa" w:w="3324"/>
-          </w:tcPr>
-          <w:p>
-            <w:pPr>
-              <w:spacing w:before="20" w:after="20"/>
-            </w:pPr>
-            <w:r>
-              <w:rPr>
-                <w:rFonts w:ascii="Aptos" w:hAnsi="Aptos"/>
-                <w:b w:val="0"/>
-                <w:i w:val="0"/>
-                <w:sz w:val="22"/>
-              </w:rPr>
-              <w:t>125</w:t>
-            </w:r>
-          </w:p>
-        </w:tc>
-        <w:tc>
-          <w:tcPr>
-            <w:tcW w:type="dxa" w:w="3324"/>
-          </w:tcPr>
-          <w:p>
-            <w:pPr>
-              <w:spacing w:before="20" w:after="20"/>
-            </w:pPr>
-            <w:r>
-              <w:rPr>
-                <w:rFonts w:ascii="Aptos" w:hAnsi="Aptos"/>
-                <w:b w:val="0"/>
-                <w:i w:val="0"/>
-                <w:sz w:val="22"/>
-              </w:rPr>
-              <w:t>5</w:t>
+              <w:t>Rozwiązywanie zadań NLP w Google Colab; praca nad projektem zespołowym z przetwarzania języka naturalnego; przygotowanie prezentacji posterowej.</w:t>
             </w:r>
           </w:p>
         </w:tc>
@@ -1251,7 +1267,97 @@
           <w:tcPr>
             <w:tcW w:type="dxa" w:w="9972"/>
           </w:tcPr>
-          <w:p/>
+          <w:p>
+            <w:pPr>
+              <w:spacing w:before="20" w:after="20"/>
+            </w:pPr>
+            <w:r>
+              <w:rPr>
+                <w:rFonts w:ascii="Aptos" w:hAnsi="Aptos"/>
+                <w:b/>
+                <w:sz w:val="22"/>
+              </w:rPr>
+              <w:t>Wykład:</w:t>
+            </w:r>
+          </w:p>
+          <w:p>
+            <w:pPr>
+              <w:spacing w:before="20" w:after="20"/>
+            </w:pPr>
+            <w:r>
+              <w:rPr>
+                <w:rFonts w:ascii="Aptos" w:hAnsi="Aptos"/>
+                <w:b w:val="0"/>
+                <w:sz w:val="22"/>
+              </w:rPr>
+              <w:t>• wykład z prezentacją multimedialną</w:t>
+            </w:r>
+          </w:p>
+          <w:p>
+            <w:pPr>
+              <w:spacing w:before="20" w:after="20"/>
+            </w:pPr>
+            <w:r>
+              <w:rPr>
+                <w:rFonts w:ascii="Aptos" w:hAnsi="Aptos"/>
+                <w:b w:val="0"/>
+                <w:sz w:val="22"/>
+              </w:rPr>
+              <w:t>• wykład z prezentacją oprogramowania</w:t>
+            </w:r>
+          </w:p>
+          <w:p>
+            <w:pPr>
+              <w:spacing w:before="20" w:after="20"/>
+            </w:pPr>
+            <w:r>
+              <w:rPr>
+                <w:rFonts w:ascii="Aptos" w:hAnsi="Aptos"/>
+                <w:b/>
+                <w:sz w:val="22"/>
+              </w:rPr>
+              <w:t>Ćwiczenia / Laboratorium:</w:t>
+            </w:r>
+          </w:p>
+          <w:p>
+            <w:pPr>
+              <w:spacing w:before="20" w:after="20"/>
+            </w:pPr>
+            <w:r>
+              <w:rPr>
+                <w:rFonts w:ascii="Aptos" w:hAnsi="Aptos"/>
+                <w:b w:val="0"/>
+                <w:sz w:val="22"/>
+              </w:rPr>
+              <w:t>• rozwiązywanie zadań</w:t>
+            </w:r>
+          </w:p>
+          <w:p>
+            <w:pPr>
+              <w:spacing w:before="20" w:after="20"/>
+            </w:pPr>
+            <w:r>
+              <w:rPr>
+                <w:rFonts w:ascii="Aptos" w:hAnsi="Aptos"/>
+                <w:b w:val="0"/>
+                <w:sz w:val="22"/>
+              </w:rPr>
+              <w:t>• metoda projektów (projekt praktyczny)</w:t>
+            </w:r>
+          </w:p>
+          <w:p>
+            <w:pPr>
+              <w:spacing w:before="20" w:after="20"/>
+            </w:pPr>
+            <w:r>
+              <w:rPr>
+                <w:rFonts w:ascii="Aptos" w:hAnsi="Aptos"/>
+                <w:b w:val="0"/>
+                <w:sz w:val="22"/>
+              </w:rPr>
+              <w:t>• praca w grupach</w:t>
+            </w:r>
+          </w:p>
         </w:tc>
       </w:tr>
     </w:tbl>
@@ -1500,165 +1606,10 @@
             <w:r>
               <w:rPr>
                 <w:rFonts w:ascii="Aptos" w:hAnsi="Aptos"/>
+                <w:b w:val="0"/>
+                <w:i w:val="0"/>
                 <w:sz w:val="22"/>
               </w:rPr>
-              <w:t>1. Case study - prezentacja oprogramowania (ostatnie 4 zajęcia).</w:t>
-            </w:r>
-          </w:p>
-          <w:p>
-            <w:pPr>
-              <w:spacing w:before="20" w:after="20"/>
-            </w:pPr>
-            <w:r>
-              <w:rPr>
-                <w:rFonts w:ascii="Aptos" w:hAnsi="Aptos"/>
-                <w:sz w:val="22"/>
-              </w:rPr>
-              <w:t>2. Ćwiczenia / Laboratorium/Lektorat:</w:t>
-            </w:r>
-          </w:p>
-          <w:p>
-            <w:pPr>
-              <w:spacing w:before="20" w:after="20"/>
-            </w:pPr>
-            <w:r>
-              <w:rPr>
-                <w:rFonts w:ascii="Aptos" w:hAnsi="Aptos"/>
-                <w:sz w:val="22"/>
-              </w:rPr>
-              <w:t>3. Rozwiązywanie zadań w Google Colab (pierwsze 10 zajęć).</w:t>
-            </w:r>
-          </w:p>
-          <w:p>
-            <w:pPr>
-              <w:spacing w:before="20" w:after="20"/>
-            </w:pPr>
-            <w:r>
-              <w:rPr>
-                <w:rFonts w:ascii="Aptos" w:hAnsi="Aptos"/>
-                <w:sz w:val="22"/>
-              </w:rPr>
-              <w:t>4. Projekt zespołowy (ostatnie 5 zajęć).</w:t>
-            </w:r>
-          </w:p>
-          <w:p>
-            <w:pPr>
-              <w:spacing w:before="20" w:after="20"/>
-            </w:pPr>
-            <w:r>
-              <w:rPr>
-                <w:rFonts w:ascii="Aptos" w:hAnsi="Aptos"/>
-                <w:sz w:val="22"/>
-              </w:rPr>
-              <w:t>5. Laboratorium oraz Projekt</w:t>
-            </w:r>
-          </w:p>
-          <w:p>
-            <w:pPr>
-              <w:spacing w:before="20" w:after="20"/>
-            </w:pPr>
-            <w:r>
-              <w:rPr>
-                <w:rFonts w:ascii="Aptos" w:hAnsi="Aptos"/>
-                <w:sz w:val="22"/>
-              </w:rPr>
-              <w:t>6. Kryteria oceny</w:t>
-            </w:r>
-          </w:p>
-          <w:p>
-            <w:pPr>
-              <w:spacing w:before="20" w:after="20"/>
-            </w:pPr>
-            <w:r>
-              <w:rPr>
-                <w:rFonts w:ascii="Aptos" w:hAnsi="Aptos"/>
-                <w:sz w:val="22"/>
-              </w:rPr>
-              <w:t>7. Ocena zadań laboratoryjnych</w:t>
-            </w:r>
-          </w:p>
-          <w:p>
-            <w:pPr>
-              <w:spacing w:before="20" w:after="20"/>
-            </w:pPr>
-            <w:r>
-              <w:rPr>
-                <w:rFonts w:ascii="Aptos" w:hAnsi="Aptos"/>
-                <w:sz w:val="22"/>
-              </w:rPr>
-              <w:t>8. Prezentacja projektu zespołowego w trakcie sesji posterowej, jakość kodu i dokumentacji. 50% laboratorium, 50% projekt.</w:t>
-            </w:r>
-          </w:p>
-          <w:p>
-            <w:pPr>
-              <w:spacing w:before="20" w:after="20"/>
-            </w:pPr>
-            <w:r>
-              <w:rPr>
-                <w:rFonts w:ascii="Aptos" w:hAnsi="Aptos"/>
-                <w:sz w:val="22"/>
-              </w:rPr>
-              <w:t>9. Skala ocen</w:t>
-            </w:r>
-          </w:p>
-          <w:p>
-            <w:pPr>
-              <w:spacing w:before="20" w:after="20"/>
-            </w:pPr>
-            <w:r>
-              <w:rPr>
-                <w:rFonts w:ascii="Aptos" w:hAnsi="Aptos"/>
-                <w:sz w:val="22"/>
-              </w:rPr>
-              <w:t>10. 51%-60%3</w:t>
-            </w:r>
-          </w:p>
-          <w:p>
-            <w:pPr>
-              <w:spacing w:before="20" w:after="20"/>
-            </w:pPr>
-            <w:r>
-              <w:rPr>
-                <w:rFonts w:ascii="Aptos" w:hAnsi="Aptos"/>
-                <w:sz w:val="22"/>
-              </w:rPr>
-              <w:t>11. 61%-70%3,5</w:t>
-            </w:r>
-          </w:p>
-          <w:p>
-            <w:pPr>
-              <w:spacing w:before="20" w:after="20"/>
-            </w:pPr>
-            <w:r>
-              <w:rPr>
-                <w:rFonts w:ascii="Aptos" w:hAnsi="Aptos"/>
-                <w:sz w:val="22"/>
-              </w:rPr>
-              <w:t>12. 71%-80%4</w:t>
-            </w:r>
-          </w:p>
-          <w:p>
-            <w:pPr>
-              <w:spacing w:before="20" w:after="20"/>
-            </w:pPr>
-            <w:r>
-              <w:rPr>
-                <w:rFonts w:ascii="Aptos" w:hAnsi="Aptos"/>
-                <w:sz w:val="22"/>
-              </w:rPr>
-              <w:t>13. 81%-90%4,5</w:t>
-            </w:r>
-          </w:p>
-          <w:p>
-            <w:pPr>
-              <w:spacing w:before="20" w:after="20"/>
-            </w:pPr>
-            <w:r>
-              <w:rPr>
-                <w:rFonts w:ascii="Aptos" w:hAnsi="Aptos"/>
-                <w:sz w:val="22"/>
-              </w:rPr>
-              <w:t>14. 91%-100%5</w:t>
             </w:r>
           </w:p>
         </w:tc>
@@ -1675,7 +1626,7 @@
                 <w:rFonts w:ascii="Aptos" w:hAnsi="Aptos"/>
                 <w:sz w:val="22"/>
               </w:rPr>
-              <w:t>1. Case study - prezentacja oprogramowania (ostatnie 4 zajęcia).</w:t>
+              <w:t>1. ocena sporządzonego oprogramowania</w:t>
             </w:r>
           </w:p>
           <w:p>
@@ -1687,151 +1638,7 @@
                 <w:rFonts w:ascii="Aptos" w:hAnsi="Aptos"/>
                 <w:sz w:val="22"/>
               </w:rPr>
-              <w:t>2. Ćwiczenia / Laboratorium/Lektorat:</w:t>
-            </w:r>
-          </w:p>
-          <w:p>
-            <w:pPr>
-              <w:spacing w:before="20" w:after="20"/>
-            </w:pPr>
-            <w:r>
-              <w:rPr>
-                <w:rFonts w:ascii="Aptos" w:hAnsi="Aptos"/>
-                <w:sz w:val="22"/>
-              </w:rPr>
-              <w:t>3. Rozwiązywanie zadań w Google Colab (pierwsze 10 zajęć).</w:t>
-            </w:r>
-          </w:p>
-          <w:p>
-            <w:pPr>
-              <w:spacing w:before="20" w:after="20"/>
-            </w:pPr>
-            <w:r>
-              <w:rPr>
-                <w:rFonts w:ascii="Aptos" w:hAnsi="Aptos"/>
-                <w:sz w:val="22"/>
-              </w:rPr>
-              <w:t>4. Projekt zespołowy (ostatnie 5 zajęć).</w:t>
-            </w:r>
-          </w:p>
-          <w:p>
-            <w:pPr>
-              <w:spacing w:before="20" w:after="20"/>
-            </w:pPr>
-            <w:r>
-              <w:rPr>
-                <w:rFonts w:ascii="Aptos" w:hAnsi="Aptos"/>
-                <w:sz w:val="22"/>
-              </w:rPr>
-              <w:t>5. Laboratorium oraz Projekt</w:t>
-            </w:r>
-          </w:p>
-          <w:p>
-            <w:pPr>
-              <w:spacing w:before="20" w:after="20"/>
-            </w:pPr>
-            <w:r>
-              <w:rPr>
-                <w:rFonts w:ascii="Aptos" w:hAnsi="Aptos"/>
-                <w:sz w:val="22"/>
-              </w:rPr>
-              <w:t>6. Kryteria oceny</w:t>
-            </w:r>
-          </w:p>
-          <w:p>
-            <w:pPr>
-              <w:spacing w:before="20" w:after="20"/>
-            </w:pPr>
-            <w:r>
-              <w:rPr>
-                <w:rFonts w:ascii="Aptos" w:hAnsi="Aptos"/>
-                <w:sz w:val="22"/>
-              </w:rPr>
-              <w:t>7. Ocena zadań laboratoryjnych</w:t>
-            </w:r>
-          </w:p>
-          <w:p>
-            <w:pPr>
-              <w:spacing w:before="20" w:after="20"/>
-            </w:pPr>
-            <w:r>
-              <w:rPr>
-                <w:rFonts w:ascii="Aptos" w:hAnsi="Aptos"/>
-                <w:sz w:val="22"/>
-              </w:rPr>
-              <w:t>8. Prezentacja projektu zespołowego w trakcie sesji posterowej, jakość kodu i dokumentacji. 50% laboratorium, 50% projekt.</w:t>
-            </w:r>
-          </w:p>
-          <w:p>
-            <w:pPr>
-              <w:spacing w:before="20" w:after="20"/>
-            </w:pPr>
-            <w:r>
-              <w:rPr>
-                <w:rFonts w:ascii="Aptos" w:hAnsi="Aptos"/>
-                <w:sz w:val="22"/>
-              </w:rPr>
-              <w:t>9. Skala ocen</w:t>
-            </w:r>
-          </w:p>
-          <w:p>
-            <w:pPr>
-              <w:spacing w:before="20" w:after="20"/>
-            </w:pPr>
-            <w:r>
-              <w:rPr>
-                <w:rFonts w:ascii="Aptos" w:hAnsi="Aptos"/>
-                <w:sz w:val="22"/>
-              </w:rPr>
-              <w:t>10. 51%-60%3</w:t>
-            </w:r>
-          </w:p>
-          <w:p>
-            <w:pPr>
-              <w:spacing w:before="20" w:after="20"/>
-            </w:pPr>
-            <w:r>
-              <w:rPr>
-                <w:rFonts w:ascii="Aptos" w:hAnsi="Aptos"/>
-                <w:sz w:val="22"/>
-              </w:rPr>
-              <w:t>11. 61%-70%3,5</w:t>
-            </w:r>
-          </w:p>
-          <w:p>
-            <w:pPr>
-              <w:spacing w:before="20" w:after="20"/>
-            </w:pPr>
-            <w:r>
-              <w:rPr>
-                <w:rFonts w:ascii="Aptos" w:hAnsi="Aptos"/>
-                <w:sz w:val="22"/>
-              </w:rPr>
-              <w:t>12. 71%-80%4</w:t>
-            </w:r>
-          </w:p>
-          <w:p>
-            <w:pPr>
-              <w:spacing w:before="20" w:after="20"/>
-            </w:pPr>
-            <w:r>
-              <w:rPr>
-                <w:rFonts w:ascii="Aptos" w:hAnsi="Aptos"/>
-                <w:sz w:val="22"/>
-              </w:rPr>
-              <w:t>13. 81%-90%4,5</w:t>
-            </w:r>
-          </w:p>
-          <w:p>
-            <w:pPr>
-              <w:spacing w:before="20" w:after="20"/>
-            </w:pPr>
-            <w:r>
-              <w:rPr>
-                <w:rFonts w:ascii="Aptos" w:hAnsi="Aptos"/>
-                <w:sz w:val="22"/>
-              </w:rPr>
-              <w:t>14. 91%-100%5</w:t>
+              <w:t>2. prezentacja projektu i dokumentacji</w:t>
             </w:r>
           </w:p>
         </w:tc>
@@ -2114,14 +1921,14 @@
         <w:tblW w:w="5000" w:type="pct"/>
       </w:tblPr>
       <w:tblGrid>
-        <w:gridCol w:w="3324"/>
-        <w:gridCol w:w="3324"/>
-        <w:gridCol w:w="3324"/>
+        <w:gridCol w:w="680"/>
+        <w:gridCol w:w="4536"/>
+        <w:gridCol w:w="4252"/>
       </w:tblGrid>
       <w:tr>
         <w:tc>
           <w:tcPr>
-            <w:tcW w:type="dxa" w:w="9972"/>
+            <w:tcW w:type="dxa" w:w="9468"/>
             <w:gridSpan w:val="3"/>
             <w:shd w:val="clear" w:color="auto" w:fill="D9D9D9"/>
           </w:tcPr>
@@ -2144,7 +1951,7 @@
       <w:tr>
         <w:tc>
           <w:tcPr>
-            <w:tcW w:type="dxa" w:w="3324"/>
+            <w:tcW w:type="dxa" w:w="680"/>
             <w:shd w:val="clear" w:color="auto" w:fill="D9D9D9"/>
           </w:tcPr>
           <w:p>
@@ -2164,7 +1971,7 @@
         </w:tc>
         <w:tc>
           <w:tcPr>
-            <w:tcW w:type="dxa" w:w="3324"/>
+            <w:tcW w:type="dxa" w:w="4536"/>
             <w:shd w:val="clear" w:color="auto" w:fill="D9D9D9"/>
           </w:tcPr>
           <w:p>
@@ -2184,7 +1991,7 @@
         </w:tc>
         <w:tc>
           <w:tcPr>
-            <w:tcW w:type="dxa" w:w="3324"/>
+            <w:tcW w:type="dxa" w:w="4252"/>
             <w:shd w:val="clear" w:color="auto" w:fill="D9D9D9"/>
           </w:tcPr>
           <w:p>
@@ -2206,7 +2013,7 @@
       <w:tr>
         <w:tc>
           <w:tcPr>
-            <w:tcW w:type="dxa" w:w="3324"/>
+            <w:tcW w:type="dxa" w:w="680"/>
           </w:tcPr>
           <w:p>
             <w:pPr>
@@ -2225,7 +2032,7 @@
         </w:tc>
         <w:tc>
           <w:tcPr>
-            <w:tcW w:type="dxa" w:w="3324"/>
+            <w:tcW w:type="dxa" w:w="4536"/>
           </w:tcPr>
           <w:p>
             <w:pPr>
@@ -2244,7 +2051,7 @@
         </w:tc>
         <w:tc>
           <w:tcPr>
-            <w:tcW w:type="dxa" w:w="3324"/>
+            <w:tcW w:type="dxa" w:w="4252"/>
           </w:tcPr>
           <w:p>
             <w:pPr>
@@ -2264,7 +2071,7 @@
       <w:tr>
         <w:tc>
           <w:tcPr>
-            <w:tcW w:type="dxa" w:w="3324"/>
+            <w:tcW w:type="dxa" w:w="680"/>
           </w:tcPr>
           <w:p>
             <w:pPr>
@@ -2283,7 +2090,7 @@
         </w:tc>
         <w:tc>
           <w:tcPr>
-            <w:tcW w:type="dxa" w:w="3324"/>
+            <w:tcW w:type="dxa" w:w="4536"/>
           </w:tcPr>
           <w:p>
             <w:pPr>
@@ -2302,7 +2109,7 @@
         </w:tc>
         <w:tc>
           <w:tcPr>
-            <w:tcW w:type="dxa" w:w="3324"/>
+            <w:tcW w:type="dxa" w:w="4252"/>
           </w:tcPr>
           <w:p>
             <w:pPr>
@@ -2322,7 +2129,7 @@
       <w:tr>
         <w:tc>
           <w:tcPr>
-            <w:tcW w:type="dxa" w:w="3324"/>
+            <w:tcW w:type="dxa" w:w="680"/>
           </w:tcPr>
           <w:p>
             <w:pPr>
@@ -2341,7 +2148,7 @@
         </w:tc>
         <w:tc>
           <w:tcPr>
-            <w:tcW w:type="dxa" w:w="3324"/>
+            <w:tcW w:type="dxa" w:w="4536"/>
           </w:tcPr>
           <w:p>
             <w:pPr>
@@ -2360,7 +2167,7 @@
         </w:tc>
         <w:tc>
           <w:tcPr>
-            <w:tcW w:type="dxa" w:w="3324"/>
+            <w:tcW w:type="dxa" w:w="4252"/>
           </w:tcPr>
           <w:p>
             <w:pPr>
@@ -2380,7 +2187,7 @@
       <w:tr>
         <w:tc>
           <w:tcPr>
-            <w:tcW w:type="dxa" w:w="3324"/>
+            <w:tcW w:type="dxa" w:w="680"/>
           </w:tcPr>
           <w:p>
             <w:pPr>
@@ -2399,7 +2206,7 @@
         </w:tc>
         <w:tc>
           <w:tcPr>
-            <w:tcW w:type="dxa" w:w="3324"/>
+            <w:tcW w:type="dxa" w:w="4536"/>
           </w:tcPr>
           <w:p>
             <w:pPr>
@@ -2418,7 +2225,7 @@
         </w:tc>
         <w:tc>
           <w:tcPr>
-            <w:tcW w:type="dxa" w:w="3324"/>
+            <w:tcW w:type="dxa" w:w="4252"/>
           </w:tcPr>
           <w:p>
             <w:pPr>
@@ -2438,7 +2245,7 @@
       <w:tr>
         <w:tc>
           <w:tcPr>
-            <w:tcW w:type="dxa" w:w="3324"/>
+            <w:tcW w:type="dxa" w:w="680"/>
           </w:tcPr>
           <w:p>
             <w:pPr>
@@ -2457,7 +2264,7 @@
         </w:tc>
         <w:tc>
           <w:tcPr>
-            <w:tcW w:type="dxa" w:w="3324"/>
+            <w:tcW w:type="dxa" w:w="4536"/>
           </w:tcPr>
           <w:p>
             <w:pPr>
@@ -2476,7 +2283,7 @@
         </w:tc>
         <w:tc>
           <w:tcPr>
-            <w:tcW w:type="dxa" w:w="3324"/>
+            <w:tcW w:type="dxa" w:w="4252"/>
           </w:tcPr>
           <w:p>
             <w:pPr>
@@ -2496,7 +2303,7 @@
       <w:tr>
         <w:tc>
           <w:tcPr>
-            <w:tcW w:type="dxa" w:w="3324"/>
+            <w:tcW w:type="dxa" w:w="680"/>
           </w:tcPr>
           <w:p>
             <w:pPr>
@@ -2515,7 +2322,7 @@
         </w:tc>
         <w:tc>
           <w:tcPr>
-            <w:tcW w:type="dxa" w:w="3324"/>
+            <w:tcW w:type="dxa" w:w="4536"/>
           </w:tcPr>
           <w:p>
             <w:pPr>
@@ -2534,7 +2341,7 @@
         </w:tc>
         <w:tc>
           <w:tcPr>
-            <w:tcW w:type="dxa" w:w="3324"/>
+            <w:tcW w:type="dxa" w:w="4252"/>
           </w:tcPr>
           <w:p>
             <w:pPr>
@@ -2554,7 +2361,7 @@
       <w:tr>
         <w:tc>
           <w:tcPr>
-            <w:tcW w:type="dxa" w:w="3324"/>
+            <w:tcW w:type="dxa" w:w="680"/>
           </w:tcPr>
           <w:p>
             <w:pPr>
@@ -2573,7 +2380,7 @@
         </w:tc>
         <w:tc>
           <w:tcPr>
-            <w:tcW w:type="dxa" w:w="3324"/>
+            <w:tcW w:type="dxa" w:w="4536"/>
           </w:tcPr>
           <w:p>
             <w:pPr>
@@ -2592,7 +2399,7 @@
         </w:tc>
         <w:tc>
           <w:tcPr>
-            <w:tcW w:type="dxa" w:w="3324"/>
+            <w:tcW w:type="dxa" w:w="4252"/>
           </w:tcPr>
           <w:p>
             <w:pPr>
@@ -2612,7 +2419,7 @@
       <w:tr>
         <w:tc>
           <w:tcPr>
-            <w:tcW w:type="dxa" w:w="3324"/>
+            <w:tcW w:type="dxa" w:w="680"/>
           </w:tcPr>
           <w:p>
             <w:pPr>
@@ -2631,7 +2438,7 @@
         </w:tc>
         <w:tc>
           <w:tcPr>
-            <w:tcW w:type="dxa" w:w="3324"/>
+            <w:tcW w:type="dxa" w:w="4536"/>
           </w:tcPr>
           <w:p>
             <w:pPr>
@@ -2650,7 +2457,7 @@
         </w:tc>
         <w:tc>
           <w:tcPr>
-            <w:tcW w:type="dxa" w:w="3324"/>
+            <w:tcW w:type="dxa" w:w="4252"/>
           </w:tcPr>
           <w:p>
             <w:pPr>
@@ -2670,7 +2477,7 @@
       <w:tr>
         <w:tc>
           <w:tcPr>
-            <w:tcW w:type="dxa" w:w="3324"/>
+            <w:tcW w:type="dxa" w:w="680"/>
           </w:tcPr>
           <w:p>
             <w:pPr>
@@ -2689,7 +2496,7 @@
         </w:tc>
         <w:tc>
           <w:tcPr>
-            <w:tcW w:type="dxa" w:w="3324"/>
+            <w:tcW w:type="dxa" w:w="4536"/>
           </w:tcPr>
           <w:p>
             <w:pPr>
@@ -2708,7 +2515,7 @@
         </w:tc>
         <w:tc>
           <w:tcPr>
-            <w:tcW w:type="dxa" w:w="3324"/>
+            <w:tcW w:type="dxa" w:w="4252"/>
           </w:tcPr>
           <w:p>
             <w:pPr>
@@ -2728,7 +2535,7 @@
       <w:tr>
         <w:tc>
           <w:tcPr>
-            <w:tcW w:type="dxa" w:w="3324"/>
+            <w:tcW w:type="dxa" w:w="680"/>
           </w:tcPr>
           <w:p>
             <w:pPr>
@@ -2747,7 +2554,7 @@
         </w:tc>
         <w:tc>
           <w:tcPr>
-            <w:tcW w:type="dxa" w:w="3324"/>
+            <w:tcW w:type="dxa" w:w="4536"/>
           </w:tcPr>
           <w:p>
             <w:pPr>
@@ -2766,7 +2573,7 @@
         </w:tc>
         <w:tc>
           <w:tcPr>
-            <w:tcW w:type="dxa" w:w="3324"/>
+            <w:tcW w:type="dxa" w:w="4252"/>
           </w:tcPr>
           <w:p>
             <w:pPr>
@@ -2786,7 +2593,7 @@
       <w:tr>
         <w:tc>
           <w:tcPr>
-            <w:tcW w:type="dxa" w:w="3324"/>
+            <w:tcW w:type="dxa" w:w="680"/>
           </w:tcPr>
           <w:p>
             <w:pPr>
@@ -2805,7 +2612,7 @@
         </w:tc>
         <w:tc>
           <w:tcPr>
-            <w:tcW w:type="dxa" w:w="3324"/>
+            <w:tcW w:type="dxa" w:w="4536"/>
           </w:tcPr>
           <w:p>
             <w:pPr>
@@ -2824,7 +2631,7 @@
         </w:tc>
         <w:tc>
           <w:tcPr>
-            <w:tcW w:type="dxa" w:w="3324"/>
+            <w:tcW w:type="dxa" w:w="4252"/>
           </w:tcPr>
           <w:p>
             <w:pPr>
@@ -2844,7 +2651,7 @@
       <w:tr>
         <w:tc>
           <w:tcPr>
-            <w:tcW w:type="dxa" w:w="3324"/>
+            <w:tcW w:type="dxa" w:w="680"/>
           </w:tcPr>
           <w:p>
             <w:pPr>
@@ -2863,7 +2670,7 @@
         </w:tc>
         <w:tc>
           <w:tcPr>
-            <w:tcW w:type="dxa" w:w="3324"/>
+            <w:tcW w:type="dxa" w:w="4536"/>
           </w:tcPr>
           <w:p>
             <w:pPr>
@@ -2882,7 +2689,7 @@
         </w:tc>
         <w:tc>
           <w:tcPr>
-            <w:tcW w:type="dxa" w:w="3324"/>
+            <w:tcW w:type="dxa" w:w="4252"/>
           </w:tcPr>
           <w:p>
             <w:pPr>
@@ -2902,7 +2709,7 @@
       <w:tr>
         <w:tc>
           <w:tcPr>
-            <w:tcW w:type="dxa" w:w="3324"/>
+            <w:tcW w:type="dxa" w:w="680"/>
           </w:tcPr>
           <w:p>
             <w:pPr>
@@ -2921,7 +2728,7 @@
         </w:tc>
         <w:tc>
           <w:tcPr>
-            <w:tcW w:type="dxa" w:w="3324"/>
+            <w:tcW w:type="dxa" w:w="4536"/>
           </w:tcPr>
           <w:p>
             <w:pPr>
@@ -2940,7 +2747,7 @@
         </w:tc>
         <w:tc>
           <w:tcPr>
-            <w:tcW w:type="dxa" w:w="3324"/>
+            <w:tcW w:type="dxa" w:w="4252"/>
           </w:tcPr>
           <w:p>
             <w:pPr>
@@ -2960,7 +2767,7 @@
       <w:tr>
         <w:tc>
           <w:tcPr>
-            <w:tcW w:type="dxa" w:w="3324"/>
+            <w:tcW w:type="dxa" w:w="680"/>
           </w:tcPr>
           <w:p>
             <w:pPr>
@@ -2979,7 +2786,7 @@
         </w:tc>
         <w:tc>
           <w:tcPr>
-            <w:tcW w:type="dxa" w:w="3324"/>
+            <w:tcW w:type="dxa" w:w="4536"/>
           </w:tcPr>
           <w:p>
             <w:pPr>
@@ -2998,7 +2805,7 @@
         </w:tc>
         <w:tc>
           <w:tcPr>
-            <w:tcW w:type="dxa" w:w="3324"/>
+            <w:tcW w:type="dxa" w:w="4252"/>
           </w:tcPr>
           <w:p>
             <w:pPr>
@@ -3018,7 +2825,7 @@
       <w:tr>
         <w:tc>
           <w:tcPr>
-            <w:tcW w:type="dxa" w:w="3324"/>
+            <w:tcW w:type="dxa" w:w="680"/>
           </w:tcPr>
           <w:p>
             <w:pPr>
@@ -3037,7 +2844,7 @@
         </w:tc>
         <w:tc>
           <w:tcPr>
-            <w:tcW w:type="dxa" w:w="3324"/>
+            <w:tcW w:type="dxa" w:w="4536"/>
           </w:tcPr>
           <w:p>
             <w:pPr>
@@ -3056,7 +2863,7 @@
         </w:tc>
         <w:tc>
           <w:tcPr>
-            <w:tcW w:type="dxa" w:w="3324"/>
+            <w:tcW w:type="dxa" w:w="4252"/>
           </w:tcPr>
           <w:p>
             <w:pPr>
@@ -3076,7 +2883,7 @@
       <w:tr>
         <w:tc>
           <w:tcPr>
-            <w:tcW w:type="dxa" w:w="3324"/>
+            <w:tcW w:type="dxa" w:w="680"/>
           </w:tcPr>
           <w:p>
             <w:pPr>
@@ -3095,7 +2902,7 @@
         </w:tc>
         <w:tc>
           <w:tcPr>
-            <w:tcW w:type="dxa" w:w="3324"/>
+            <w:tcW w:type="dxa" w:w="4536"/>
           </w:tcPr>
           <w:p>
             <w:pPr>
@@ -3114,7 +2921,7 @@
         </w:tc>
         <w:tc>
           <w:tcPr>
-            <w:tcW w:type="dxa" w:w="3324"/>
+            <w:tcW w:type="dxa" w:w="4252"/>
           </w:tcPr>
           <w:p>
             <w:pPr>
@@ -3134,7 +2941,7 @@
       <w:tr>
         <w:tc>
           <w:tcPr>
-            <w:tcW w:type="dxa" w:w="3324"/>
+            <w:tcW w:type="dxa" w:w="680"/>
           </w:tcPr>
           <w:p>
             <w:pPr>
@@ -3153,7 +2960,7 @@
         </w:tc>
         <w:tc>
           <w:tcPr>
-            <w:tcW w:type="dxa" w:w="3324"/>
+            <w:tcW w:type="dxa" w:w="4536"/>
           </w:tcPr>
           <w:p>
             <w:pPr>
@@ -3172,7 +2979,7 @@
         </w:tc>
         <w:tc>
           <w:tcPr>
-            <w:tcW w:type="dxa" w:w="3324"/>
+            <w:tcW w:type="dxa" w:w="4252"/>
           </w:tcPr>
           <w:p>
             <w:pPr>
@@ -3192,7 +2999,7 @@
       <w:tr>
         <w:tc>
           <w:tcPr>
-            <w:tcW w:type="dxa" w:w="3324"/>
+            <w:tcW w:type="dxa" w:w="680"/>
           </w:tcPr>
           <w:p>
             <w:pPr>
@@ -3211,7 +3018,7 @@
         </w:tc>
         <w:tc>
           <w:tcPr>
-            <w:tcW w:type="dxa" w:w="3324"/>
+            <w:tcW w:type="dxa" w:w="4536"/>
           </w:tcPr>
           <w:p>
             <w:pPr>
@@ -3230,7 +3037,7 @@
         </w:tc>
         <w:tc>
           <w:tcPr>
-            <w:tcW w:type="dxa" w:w="3324"/>
+            <w:tcW w:type="dxa" w:w="4252"/>
           </w:tcPr>
           <w:p>
             <w:pPr>
@@ -3250,7 +3057,7 @@
       <w:tr>
         <w:tc>
           <w:tcPr>
-            <w:tcW w:type="dxa" w:w="3324"/>
+            <w:tcW w:type="dxa" w:w="680"/>
           </w:tcPr>
           <w:p>
             <w:pPr>
@@ -3269,7 +3076,7 @@
         </w:tc>
         <w:tc>
           <w:tcPr>
-            <w:tcW w:type="dxa" w:w="3324"/>
+            <w:tcW w:type="dxa" w:w="4536"/>
           </w:tcPr>
           <w:p>
             <w:pPr>
@@ -3288,7 +3095,7 @@
         </w:tc>
         <w:tc>
           <w:tcPr>
-            <w:tcW w:type="dxa" w:w="3324"/>
+            <w:tcW w:type="dxa" w:w="4252"/>
           </w:tcPr>
           <w:p>
             <w:pPr>
@@ -3308,7 +3115,7 @@
       <w:tr>
         <w:tc>
           <w:tcPr>
-            <w:tcW w:type="dxa" w:w="3324"/>
+            <w:tcW w:type="dxa" w:w="680"/>
           </w:tcPr>
           <w:p>
             <w:pPr>
@@ -3327,7 +3134,7 @@
         </w:tc>
         <w:tc>
           <w:tcPr>
-            <w:tcW w:type="dxa" w:w="3324"/>
+            <w:tcW w:type="dxa" w:w="4536"/>
           </w:tcPr>
           <w:p>
             <w:pPr>
@@ -3346,7 +3153,7 @@
         </w:tc>
         <w:tc>
           <w:tcPr>
-            <w:tcW w:type="dxa" w:w="3324"/>
+            <w:tcW w:type="dxa" w:w="4252"/>
           </w:tcPr>
           <w:p>
             <w:pPr>
@@ -3366,7 +3173,7 @@
       <w:tr>
         <w:tc>
           <w:tcPr>
-            <w:tcW w:type="dxa" w:w="3324"/>
+            <w:tcW w:type="dxa" w:w="680"/>
           </w:tcPr>
           <w:p>
             <w:pPr>
@@ -3385,7 +3192,7 @@
         </w:tc>
         <w:tc>
           <w:tcPr>
-            <w:tcW w:type="dxa" w:w="3324"/>
+            <w:tcW w:type="dxa" w:w="4536"/>
           </w:tcPr>
           <w:p>
             <w:pPr>
@@ -3404,7 +3211,7 @@
         </w:tc>
         <w:tc>
           <w:tcPr>
-            <w:tcW w:type="dxa" w:w="3324"/>
+            <w:tcW w:type="dxa" w:w="4252"/>
           </w:tcPr>
           <w:p>
             <w:pPr>
@@ -3424,7 +3231,7 @@
       <w:tr>
         <w:tc>
           <w:tcPr>
-            <w:tcW w:type="dxa" w:w="3324"/>
+            <w:tcW w:type="dxa" w:w="680"/>
           </w:tcPr>
           <w:p>
             <w:pPr>
@@ -3443,7 +3250,7 @@
         </w:tc>
         <w:tc>
           <w:tcPr>
-            <w:tcW w:type="dxa" w:w="3324"/>
+            <w:tcW w:type="dxa" w:w="4536"/>
           </w:tcPr>
           <w:p>
             <w:pPr>
@@ -3462,7 +3269,7 @@
         </w:tc>
         <w:tc>
           <w:tcPr>
-            <w:tcW w:type="dxa" w:w="3324"/>
+            <w:tcW w:type="dxa" w:w="4252"/>
           </w:tcPr>
           <w:p>
             <w:pPr>
@@ -3482,7 +3289,7 @@
       <w:tr>
         <w:tc>
           <w:tcPr>
-            <w:tcW w:type="dxa" w:w="3324"/>
+            <w:tcW w:type="dxa" w:w="680"/>
           </w:tcPr>
           <w:p>
             <w:pPr>
@@ -3501,7 +3308,7 @@
         </w:tc>
         <w:tc>
           <w:tcPr>
-            <w:tcW w:type="dxa" w:w="3324"/>
+            <w:tcW w:type="dxa" w:w="4536"/>
           </w:tcPr>
           <w:p>
             <w:pPr>
@@ -3520,7 +3327,7 @@
         </w:tc>
         <w:tc>
           <w:tcPr>
-            <w:tcW w:type="dxa" w:w="3324"/>
+            <w:tcW w:type="dxa" w:w="4252"/>
           </w:tcPr>
           <w:p>
             <w:pPr>
@@ -3540,7 +3347,7 @@
       <w:tr>
         <w:tc>
           <w:tcPr>
-            <w:tcW w:type="dxa" w:w="3324"/>
+            <w:tcW w:type="dxa" w:w="680"/>
           </w:tcPr>
           <w:p>
             <w:pPr>
@@ -3559,7 +3366,7 @@
         </w:tc>
         <w:tc>
           <w:tcPr>
-            <w:tcW w:type="dxa" w:w="3324"/>
+            <w:tcW w:type="dxa" w:w="4536"/>
           </w:tcPr>
           <w:p>
             <w:pPr>
@@ -3578,7 +3385,7 @@
         </w:tc>
         <w:tc>
           <w:tcPr>
-            <w:tcW w:type="dxa" w:w="3324"/>
+            <w:tcW w:type="dxa" w:w="4252"/>
           </w:tcPr>
           <w:p>
             <w:pPr>
@@ -3598,7 +3405,7 @@
       <w:tr>
         <w:tc>
           <w:tcPr>
-            <w:tcW w:type="dxa" w:w="3324"/>
+            <w:tcW w:type="dxa" w:w="680"/>
           </w:tcPr>
           <w:p>
             <w:pPr>
@@ -3617,7 +3424,7 @@
         </w:tc>
         <w:tc>
           <w:tcPr>
-            <w:tcW w:type="dxa" w:w="3324"/>
+            <w:tcW w:type="dxa" w:w="4536"/>
           </w:tcPr>
           <w:p>
             <w:pPr>
@@ -3636,7 +3443,7 @@
         </w:tc>
         <w:tc>
           <w:tcPr>
-            <w:tcW w:type="dxa" w:w="3324"/>
+            <w:tcW w:type="dxa" w:w="4252"/>
           </w:tcPr>
           <w:p>
             <w:pPr>
@@ -3656,7 +3463,7 @@
       <w:tr>
         <w:tc>
           <w:tcPr>
-            <w:tcW w:type="dxa" w:w="3324"/>
+            <w:tcW w:type="dxa" w:w="680"/>
           </w:tcPr>
           <w:p>
             <w:pPr>
@@ -3675,7 +3482,7 @@
         </w:tc>
         <w:tc>
           <w:tcPr>
-            <w:tcW w:type="dxa" w:w="3324"/>
+            <w:tcW w:type="dxa" w:w="4536"/>
           </w:tcPr>
           <w:p>
             <w:pPr>
@@ -3694,7 +3501,7 @@
         </w:tc>
         <w:tc>
           <w:tcPr>
-            <w:tcW w:type="dxa" w:w="3324"/>
+            <w:tcW w:type="dxa" w:w="4252"/>
           </w:tcPr>
           <w:p>
             <w:pPr>
@@ -3714,7 +3521,7 @@
       <w:tr>
         <w:tc>
           <w:tcPr>
-            <w:tcW w:type="dxa" w:w="3324"/>
+            <w:tcW w:type="dxa" w:w="680"/>
           </w:tcPr>
           <w:p>
             <w:pPr>
@@ -3733,7 +3540,7 @@
         </w:tc>
         <w:tc>
           <w:tcPr>
-            <w:tcW w:type="dxa" w:w="3324"/>
+            <w:tcW w:type="dxa" w:w="4536"/>
           </w:tcPr>
           <w:p>
             <w:pPr>
@@ -3752,7 +3559,7 @@
         </w:tc>
         <w:tc>
           <w:tcPr>
-            <w:tcW w:type="dxa" w:w="3324"/>
+            <w:tcW w:type="dxa" w:w="4252"/>
           </w:tcPr>
           <w:p>
             <w:pPr>
@@ -3772,7 +3579,7 @@
       <w:tr>
         <w:tc>
           <w:tcPr>
-            <w:tcW w:type="dxa" w:w="3324"/>
+            <w:tcW w:type="dxa" w:w="680"/>
           </w:tcPr>
           <w:p>
             <w:pPr>
@@ -3791,7 +3598,7 @@
         </w:tc>
         <w:tc>
           <w:tcPr>
-            <w:tcW w:type="dxa" w:w="3324"/>
+            <w:tcW w:type="dxa" w:w="4536"/>
           </w:tcPr>
           <w:p>
             <w:pPr>
@@ -3810,7 +3617,7 @@
         </w:tc>
         <w:tc>
           <w:tcPr>
-            <w:tcW w:type="dxa" w:w="3324"/>
+            <w:tcW w:type="dxa" w:w="4252"/>
           </w:tcPr>
           <w:p>
             <w:pPr>
@@ -3830,7 +3637,7 @@
       <w:tr>
         <w:tc>
           <w:tcPr>
-            <w:tcW w:type="dxa" w:w="3324"/>
+            <w:tcW w:type="dxa" w:w="680"/>
           </w:tcPr>
           <w:p>
             <w:pPr>
@@ -3849,7 +3656,7 @@
         </w:tc>
         <w:tc>
           <w:tcPr>
-            <w:tcW w:type="dxa" w:w="3324"/>
+            <w:tcW w:type="dxa" w:w="4536"/>
           </w:tcPr>
           <w:p>
             <w:pPr>
@@ -3868,7 +3675,7 @@
         </w:tc>
         <w:tc>
           <w:tcPr>
-            <w:tcW w:type="dxa" w:w="3324"/>
+            <w:tcW w:type="dxa" w:w="4252"/>
           </w:tcPr>
           <w:p>
             <w:pPr>
@@ -3888,7 +3695,7 @@
       <w:tr>
         <w:tc>
           <w:tcPr>
-            <w:tcW w:type="dxa" w:w="3324"/>
+            <w:tcW w:type="dxa" w:w="680"/>
           </w:tcPr>
           <w:p>
             <w:pPr>
@@ -3907,7 +3714,7 @@
         </w:tc>
         <w:tc>
           <w:tcPr>
-            <w:tcW w:type="dxa" w:w="3324"/>
+            <w:tcW w:type="dxa" w:w="4536"/>
           </w:tcPr>
           <w:p>
             <w:pPr>
@@ -3926,7 +3733,7 @@
         </w:tc>
         <w:tc>
           <w:tcPr>
-            <w:tcW w:type="dxa" w:w="3324"/>
+            <w:tcW w:type="dxa" w:w="4252"/>
           </w:tcPr>
           <w:p>
             <w:pPr>
@@ -3946,7 +3753,7 @@
       <w:tr>
         <w:tc>
           <w:tcPr>
-            <w:tcW w:type="dxa" w:w="3324"/>
+            <w:tcW w:type="dxa" w:w="680"/>
           </w:tcPr>
           <w:p>
             <w:pPr>
@@ -3965,7 +3772,7 @@
         </w:tc>
         <w:tc>
           <w:tcPr>
-            <w:tcW w:type="dxa" w:w="3324"/>
+            <w:tcW w:type="dxa" w:w="4536"/>
           </w:tcPr>
           <w:p>
             <w:pPr>
@@ -3984,7 +3791,7 @@
         </w:tc>
         <w:tc>
           <w:tcPr>
-            <w:tcW w:type="dxa" w:w="3324"/>
+            <w:tcW w:type="dxa" w:w="4252"/>
           </w:tcPr>
           <w:p>
             <w:pPr>
@@ -4004,7 +3811,7 @@
       <w:tr>
         <w:tc>
           <w:tcPr>
-            <w:tcW w:type="dxa" w:w="3324"/>
+            <w:tcW w:type="dxa" w:w="680"/>
           </w:tcPr>
           <w:p>
             <w:pPr>
@@ -4023,7 +3830,7 @@
         </w:tc>
         <w:tc>
           <w:tcPr>
-            <w:tcW w:type="dxa" w:w="3324"/>
+            <w:tcW w:type="dxa" w:w="4536"/>
           </w:tcPr>
           <w:p>
             <w:pPr>
@@ -4042,7 +3849,7 @@
         </w:tc>
         <w:tc>
           <w:tcPr>
-            <w:tcW w:type="dxa" w:w="3324"/>
+            <w:tcW w:type="dxa" w:w="4252"/>
           </w:tcPr>
           <w:p>
             <w:pPr>
@@ -4062,7 +3869,7 @@
       <w:tr>
         <w:tc>
           <w:tcPr>
-            <w:tcW w:type="dxa" w:w="3324"/>
+            <w:tcW w:type="dxa" w:w="680"/>
           </w:tcPr>
           <w:p>
             <w:pPr>
@@ -4081,7 +3888,7 @@
         </w:tc>
         <w:tc>
           <w:tcPr>
-            <w:tcW w:type="dxa" w:w="3324"/>
+            <w:tcW w:type="dxa" w:w="4536"/>
           </w:tcPr>
           <w:p>
             <w:pPr>
@@ -4100,7 +3907,7 @@
         </w:tc>
         <w:tc>
           <w:tcPr>
-            <w:tcW w:type="dxa" w:w="3324"/>
+            <w:tcW w:type="dxa" w:w="4252"/>
           </w:tcPr>
           <w:p>
             <w:pPr>
@@ -4120,7 +3927,7 @@
       <w:tr>
         <w:tc>
           <w:tcPr>
-            <w:tcW w:type="dxa" w:w="3324"/>
+            <w:tcW w:type="dxa" w:w="680"/>
           </w:tcPr>
           <w:p>
             <w:pPr>
@@ -4139,7 +3946,7 @@
         </w:tc>
         <w:tc>
           <w:tcPr>
-            <w:tcW w:type="dxa" w:w="3324"/>
+            <w:tcW w:type="dxa" w:w="4536"/>
           </w:tcPr>
           <w:p>
             <w:pPr>
@@ -4158,7 +3965,7 @@
         </w:tc>
         <w:tc>
           <w:tcPr>
-            <w:tcW w:type="dxa" w:w="3324"/>
+            <w:tcW w:type="dxa" w:w="4252"/>
           </w:tcPr>
           <w:p>
             <w:pPr>
@@ -4178,7 +3985,7 @@
       <w:tr>
         <w:tc>
           <w:tcPr>
-            <w:tcW w:type="dxa" w:w="3324"/>
+            <w:tcW w:type="dxa" w:w="680"/>
           </w:tcPr>
           <w:p>
             <w:pPr>
@@ -4197,7 +4004,7 @@
         </w:tc>
         <w:tc>
           <w:tcPr>
-            <w:tcW w:type="dxa" w:w="3324"/>
+            <w:tcW w:type="dxa" w:w="4536"/>
           </w:tcPr>
           <w:p>
             <w:pPr>
@@ -4216,7 +4023,7 @@
         </w:tc>
         <w:tc>
           <w:tcPr>
-            <w:tcW w:type="dxa" w:w="3324"/>
+            <w:tcW w:type="dxa" w:w="4252"/>
           </w:tcPr>
           <w:p>
             <w:pPr>
@@ -4236,7 +4043,7 @@
       <w:tr>
         <w:tc>
           <w:tcPr>
-            <w:tcW w:type="dxa" w:w="3324"/>
+            <w:tcW w:type="dxa" w:w="680"/>
           </w:tcPr>
           <w:p>
             <w:pPr>
@@ -4255,7 +4062,7 @@
         </w:tc>
         <w:tc>
           <w:tcPr>
-            <w:tcW w:type="dxa" w:w="3324"/>
+            <w:tcW w:type="dxa" w:w="4536"/>
           </w:tcPr>
           <w:p>
             <w:pPr>
@@ -4274,7 +4081,7 @@
         </w:tc>
         <w:tc>
           <w:tcPr>
-            <w:tcW w:type="dxa" w:w="3324"/>
+            <w:tcW w:type="dxa" w:w="4252"/>
           </w:tcPr>
           <w:p>
             <w:pPr>
@@ -4294,7 +4101,7 @@
       <w:tr>
         <w:tc>
           <w:tcPr>
-            <w:tcW w:type="dxa" w:w="3324"/>
+            <w:tcW w:type="dxa" w:w="680"/>
           </w:tcPr>
           <w:p>
             <w:pPr>
@@ -4313,7 +4120,7 @@
         </w:tc>
         <w:tc>
           <w:tcPr>
-            <w:tcW w:type="dxa" w:w="3324"/>
+            <w:tcW w:type="dxa" w:w="4536"/>
           </w:tcPr>
           <w:p>
             <w:pPr>
@@ -4332,7 +4139,7 @@
         </w:tc>
         <w:tc>
           <w:tcPr>
-            <w:tcW w:type="dxa" w:w="3324"/>
+            <w:tcW w:type="dxa" w:w="4252"/>
           </w:tcPr>
           <w:p>
             <w:pPr>
@@ -4352,7 +4159,7 @@
       <w:tr>
         <w:tc>
           <w:tcPr>
-            <w:tcW w:type="dxa" w:w="3324"/>
+            <w:tcW w:type="dxa" w:w="680"/>
           </w:tcPr>
           <w:p>
             <w:pPr>
@@ -4371,7 +4178,7 @@
         </w:tc>
         <w:tc>
           <w:tcPr>
-            <w:tcW w:type="dxa" w:w="3324"/>
+            <w:tcW w:type="dxa" w:w="4536"/>
           </w:tcPr>
           <w:p>
             <w:pPr>
@@ -4390,7 +4197,7 @@
         </w:tc>
         <w:tc>
           <w:tcPr>
-            <w:tcW w:type="dxa" w:w="3324"/>
+            <w:tcW w:type="dxa" w:w="4252"/>
           </w:tcPr>
           <w:p>
             <w:pPr>
@@ -4410,7 +4217,7 @@
       <w:tr>
         <w:tc>
           <w:tcPr>
-            <w:tcW w:type="dxa" w:w="3324"/>
+            <w:tcW w:type="dxa" w:w="680"/>
           </w:tcPr>
           <w:p>
             <w:pPr>
@@ -4429,7 +4236,7 @@
         </w:tc>
         <w:tc>
           <w:tcPr>
-            <w:tcW w:type="dxa" w:w="3324"/>
+            <w:tcW w:type="dxa" w:w="4536"/>
           </w:tcPr>
           <w:p>
             <w:pPr>
@@ -4448,7 +4255,7 @@
         </w:tc>
         <w:tc>
           <w:tcPr>
-            <w:tcW w:type="dxa" w:w="3324"/>
+            <w:tcW w:type="dxa" w:w="4252"/>
           </w:tcPr>
           <w:p>
             <w:pPr>
@@ -4468,7 +4275,7 @@
       <w:tr>
         <w:tc>
           <w:tcPr>
-            <w:tcW w:type="dxa" w:w="3324"/>
+            <w:tcW w:type="dxa" w:w="680"/>
           </w:tcPr>
           <w:p>
             <w:pPr>
@@ -4487,7 +4294,7 @@
         </w:tc>
         <w:tc>
           <w:tcPr>
-            <w:tcW w:type="dxa" w:w="3324"/>
+            <w:tcW w:type="dxa" w:w="4536"/>
           </w:tcPr>
           <w:p>
             <w:pPr>
@@ -4506,7 +4313,7 @@
         </w:tc>
         <w:tc>
           <w:tcPr>
-            <w:tcW w:type="dxa" w:w="3324"/>
+            <w:tcW w:type="dxa" w:w="4252"/>
           </w:tcPr>
           <w:p>
             <w:pPr>
@@ -4526,7 +4333,7 @@
       <w:tr>
         <w:tc>
           <w:tcPr>
-            <w:tcW w:type="dxa" w:w="3324"/>
+            <w:tcW w:type="dxa" w:w="680"/>
           </w:tcPr>
           <w:p>
             <w:pPr>
@@ -4545,7 +4352,7 @@
         </w:tc>
         <w:tc>
           <w:tcPr>
-            <w:tcW w:type="dxa" w:w="3324"/>
+            <w:tcW w:type="dxa" w:w="4536"/>
           </w:tcPr>
           <w:p>
             <w:pPr>
@@ -4564,7 +4371,7 @@
         </w:tc>
         <w:tc>
           <w:tcPr>
-            <w:tcW w:type="dxa" w:w="3324"/>
+            <w:tcW w:type="dxa" w:w="4252"/>
           </w:tcPr>
           <w:p>
             <w:pPr>
@@ -4584,7 +4391,7 @@
       <w:tr>
         <w:tc>
           <w:tcPr>
-            <w:tcW w:type="dxa" w:w="3324"/>
+            <w:tcW w:type="dxa" w:w="680"/>
           </w:tcPr>
           <w:p>
             <w:pPr>
@@ -4603,7 +4410,7 @@
         </w:tc>
         <w:tc>
           <w:tcPr>
-            <w:tcW w:type="dxa" w:w="3324"/>
+            <w:tcW w:type="dxa" w:w="4536"/>
           </w:tcPr>
           <w:p>
             <w:pPr>
@@ -4622,7 +4429,7 @@
         </w:tc>
         <w:tc>
           <w:tcPr>
-            <w:tcW w:type="dxa" w:w="3324"/>
+            <w:tcW w:type="dxa" w:w="4252"/>
           </w:tcPr>
           <w:p>
             <w:pPr>
@@ -4642,7 +4449,7 @@
       <w:tr>
         <w:tc>
           <w:tcPr>
-            <w:tcW w:type="dxa" w:w="3324"/>
+            <w:tcW w:type="dxa" w:w="680"/>
           </w:tcPr>
           <w:p>
             <w:pPr>
@@ -4661,7 +4468,7 @@
         </w:tc>
         <w:tc>
           <w:tcPr>
-            <w:tcW w:type="dxa" w:w="3324"/>
+            <w:tcW w:type="dxa" w:w="4536"/>
           </w:tcPr>
           <w:p>
             <w:pPr>
@@ -4680,7 +4487,7 @@
         </w:tc>
         <w:tc>
           <w:tcPr>
-            <w:tcW w:type="dxa" w:w="3324"/>
+            <w:tcW w:type="dxa" w:w="4252"/>
           </w:tcPr>
           <w:p>
             <w:pPr>
@@ -4700,7 +4507,7 @@
       <w:tr>
         <w:tc>
           <w:tcPr>
-            <w:tcW w:type="dxa" w:w="3324"/>
+            <w:tcW w:type="dxa" w:w="680"/>
           </w:tcPr>
           <w:p>
             <w:pPr>
@@ -4719,7 +4526,7 @@
         </w:tc>
         <w:tc>
           <w:tcPr>
-            <w:tcW w:type="dxa" w:w="3324"/>
+            <w:tcW w:type="dxa" w:w="4536"/>
           </w:tcPr>
           <w:p>
             <w:pPr>
@@ -4738,7 +4545,7 @@
         </w:tc>
         <w:tc>
           <w:tcPr>
-            <w:tcW w:type="dxa" w:w="3324"/>
+            <w:tcW w:type="dxa" w:w="4252"/>
           </w:tcPr>
           <w:p>
             <w:pPr>
@@ -4758,7 +4565,7 @@
       <w:tr>
         <w:tc>
           <w:tcPr>
-            <w:tcW w:type="dxa" w:w="3324"/>
+            <w:tcW w:type="dxa" w:w="680"/>
           </w:tcPr>
           <w:p>
             <w:pPr>
@@ -4777,7 +4584,7 @@
         </w:tc>
         <w:tc>
           <w:tcPr>
-            <w:tcW w:type="dxa" w:w="3324"/>
+            <w:tcW w:type="dxa" w:w="4536"/>
           </w:tcPr>
           <w:p>
             <w:pPr>
@@ -4796,7 +4603,7 @@
         </w:tc>
         <w:tc>
           <w:tcPr>
-            <w:tcW w:type="dxa" w:w="3324"/>
+            <w:tcW w:type="dxa" w:w="4252"/>
           </w:tcPr>
           <w:p>
             <w:pPr>
@@ -5206,6 +5013,7 @@
                 <w:i w:val="0"/>
                 <w:sz w:val="22"/>
               </w:rPr>
+              <w:t>ocena sporządzonego oprogramowania; prezentacja projektu i dokumentacji</w:t>
             </w:r>
           </w:p>
         </w:tc>
@@ -5263,6 +5071,7 @@
                 <w:i w:val="0"/>
                 <w:sz w:val="22"/>
               </w:rPr>
+              <w:t>ocena sporządzonego oprogramowania; prezentacja projektu i dokumentacji</w:t>
             </w:r>
           </w:p>
         </w:tc>
@@ -5320,6 +5129,7 @@
                 <w:i w:val="0"/>
                 <w:sz w:val="22"/>
               </w:rPr>
+              <w:t>ocena sporządzonego oprogramowania; prezentacja projektu i dokumentacji</w:t>
             </w:r>
           </w:p>
         </w:tc>
@@ -5377,6 +5187,7 @@
                 <w:i w:val="0"/>
                 <w:sz w:val="22"/>
               </w:rPr>
+              <w:t>ocena sporządzonego oprogramowania; prezentacja projektu i dokumentacji</w:t>
             </w:r>
           </w:p>
         </w:tc>
@@ -5540,6 +5351,7 @@
                 <w:i w:val="0"/>
                 <w:sz w:val="22"/>
               </w:rPr>
+              <w:t>ocena sporządzonego oprogramowania; prezentacja projektu i dokumentacji</w:t>
             </w:r>
           </w:p>
         </w:tc>
@@ -5598,6 +5410,7 @@
                 <w:i w:val="0"/>
                 <w:sz w:val="22"/>
               </w:rPr>
+              <w:t>ocena sporządzonego oprogramowania; prezentacja projektu i dokumentacji</w:t>
             </w:r>
           </w:p>
         </w:tc>
@@ -5761,6 +5574,7 @@
                 <w:i w:val="0"/>
                 <w:sz w:val="22"/>
               </w:rPr>
+              <w:t>ocena sporządzonego oprogramowania; prezentacja projektu i dokumentacji</w:t>
             </w:r>
           </w:p>
         </w:tc>
@@ -5819,6 +5633,7 @@
                 <w:i w:val="0"/>
                 <w:sz w:val="22"/>
               </w:rPr>
+              <w:t>ocena sporządzonego oprogramowania; prezentacja projektu i dokumentacji</w:t>
             </w:r>
           </w:p>
         </w:tc>
@@ -5924,62 +5739,6 @@
                 <w:sz w:val="16"/>
               </w:rPr>
               <w:t>Wyposażenie specjalistyczne konieczne do realizacji przedmiotu</w:t>
-            </w:r>
-          </w:p>
-        </w:tc>
-      </w:tr>
-      <w:tr>
-        <w:tc>
-          <w:tcPr>
-            <w:tcW w:type="dxa" w:w="3324"/>
-          </w:tcPr>
-          <w:p>
-            <w:pPr>
-              <w:spacing w:before="20" w:after="20"/>
-            </w:pPr>
-            <w:r>
-              <w:rPr>
-                <w:rFonts w:ascii="Aptos" w:hAnsi="Aptos"/>
-                <w:b w:val="0"/>
-                <w:i w:val="0"/>
-                <w:sz w:val="22"/>
-              </w:rPr>
-            </w:r>
-          </w:p>
-        </w:tc>
-        <w:tc>
-          <w:tcPr>
-            <w:tcW w:type="dxa" w:w="3324"/>
-          </w:tcPr>
-          <w:p>
-            <w:pPr>
-              <w:spacing w:before="20" w:after="20"/>
-            </w:pPr>
-            <w:r>
-              <w:rPr>
-                <w:rFonts w:ascii="Aptos" w:hAnsi="Aptos"/>
-                <w:b w:val="0"/>
-                <w:i w:val="0"/>
-                <w:sz w:val="22"/>
-              </w:rPr>
-            </w:r>
-          </w:p>
-        </w:tc>
-        <w:tc>
-          <w:tcPr>
-            <w:tcW w:type="dxa" w:w="3324"/>
-          </w:tcPr>
-          <w:p>
-            <w:pPr>
-              <w:spacing w:before="20" w:after="20"/>
-            </w:pPr>
-            <w:r>
-              <w:rPr>
-                <w:rFonts w:ascii="Aptos" w:hAnsi="Aptos"/>
-                <w:b w:val="0"/>
-                <w:i w:val="0"/>
-                <w:sz w:val="22"/>
-              </w:rPr>
             </w:r>
           </w:p>
         </w:tc>

--- a/public/assets/files/stacjonarne/PJN.docx
+++ b/public/assets/files/stacjonarne/PJN.docx
@@ -4976,6 +4976,7 @@
                 <w:i w:val="0"/>
                 <w:sz w:val="22"/>
               </w:rPr>
+              <w:t>K_W12</w:t>
             </w:r>
           </w:p>
         </w:tc>
@@ -5013,7 +5014,6 @@
                 <w:i w:val="0"/>
                 <w:sz w:val="22"/>
               </w:rPr>
-              <w:t>ocena sporządzonego oprogramowania; prezentacja projektu i dokumentacji</w:t>
             </w:r>
           </w:p>
         </w:tc>
@@ -5034,6 +5034,7 @@
                 <w:i w:val="0"/>
                 <w:sz w:val="22"/>
               </w:rPr>
+              <w:t>K_W12</w:t>
             </w:r>
           </w:p>
         </w:tc>
@@ -5071,7 +5072,6 @@
                 <w:i w:val="0"/>
                 <w:sz w:val="22"/>
               </w:rPr>
-              <w:t>ocena sporządzonego oprogramowania; prezentacja projektu i dokumentacji</w:t>
             </w:r>
           </w:p>
         </w:tc>
@@ -5092,6 +5092,7 @@
                 <w:i w:val="0"/>
                 <w:sz w:val="22"/>
               </w:rPr>
+              <w:t>K_W22</w:t>
             </w:r>
           </w:p>
         </w:tc>
@@ -5129,7 +5130,6 @@
                 <w:i w:val="0"/>
                 <w:sz w:val="22"/>
               </w:rPr>
-              <w:t>ocena sporządzonego oprogramowania; prezentacja projektu i dokumentacji</w:t>
             </w:r>
           </w:p>
         </w:tc>
@@ -5150,6 +5150,7 @@
                 <w:i w:val="0"/>
                 <w:sz w:val="22"/>
               </w:rPr>
+              <w:t>K_W10</w:t>
             </w:r>
           </w:p>
         </w:tc>
@@ -5187,7 +5188,6 @@
                 <w:i w:val="0"/>
                 <w:sz w:val="22"/>
               </w:rPr>
-              <w:t>ocena sporządzonego oprogramowania; prezentacja projektu i dokumentacji</w:t>
             </w:r>
           </w:p>
         </w:tc>
@@ -5351,7 +5351,7 @@
                 <w:i w:val="0"/>
                 <w:sz w:val="22"/>
               </w:rPr>
-              <w:t>ocena sporządzonego oprogramowania; prezentacja projektu i dokumentacji</w:t>
+              <w:t>ocena sporządzonego oprogramowania, prezentacja projektu i dokumentacji</w:t>
             </w:r>
           </w:p>
         </w:tc>
@@ -5372,7 +5372,7 @@
                 <w:i w:val="0"/>
                 <w:sz w:val="22"/>
               </w:rPr>
-              <w:t>K_U04</w:t>
+              <w:t>K_U29</w:t>
             </w:r>
           </w:p>
         </w:tc>
@@ -5410,7 +5410,7 @@
                 <w:i w:val="0"/>
                 <w:sz w:val="22"/>
               </w:rPr>
-              <w:t>ocena sporządzonego oprogramowania; prezentacja projektu i dokumentacji</w:t>
+              <w:t>ocena sporządzonego oprogramowania, prezentacja projektu i dokumentacji</w:t>
             </w:r>
           </w:p>
         </w:tc>
@@ -5574,7 +5574,7 @@
                 <w:i w:val="0"/>
                 <w:sz w:val="22"/>
               </w:rPr>
-              <w:t>ocena sporządzonego oprogramowania; prezentacja projektu i dokumentacji</w:t>
+              <w:t>ocena sporządzonego oprogramowania, prezentacja projektu i dokumentacji</w:t>
             </w:r>
           </w:p>
         </w:tc>
@@ -5633,7 +5633,7 @@
                 <w:i w:val="0"/>
                 <w:sz w:val="22"/>
               </w:rPr>
-              <w:t>ocena sporządzonego oprogramowania; prezentacja projektu i dokumentacji</w:t>
+              <w:t>ocena sporządzonego oprogramowania, prezentacja projektu i dokumentacji</w:t>
             </w:r>
           </w:p>
         </w:tc>

--- a/public/assets/files/stacjonarne/PJN.docx
+++ b/public/assets/files/stacjonarne/PJN.docx
@@ -1922,14 +1922,13 @@
       </w:tblPr>
       <w:tblGrid>
         <w:gridCol w:w="680"/>
-        <w:gridCol w:w="4536"/>
-        <w:gridCol w:w="4252"/>
+        <w:gridCol w:w="8788"/>
       </w:tblGrid>
       <w:tr>
         <w:tc>
           <w:tcPr>
             <w:tcW w:type="dxa" w:w="9468"/>
-            <w:gridSpan w:val="3"/>
+            <w:gridSpan w:val="2"/>
             <w:shd w:val="clear" w:color="auto" w:fill="D9D9D9"/>
           </w:tcPr>
           <w:p>
@@ -1971,7 +1970,7 @@
         </w:tc>
         <w:tc>
           <w:tcPr>
-            <w:tcW w:type="dxa" w:w="4536"/>
+            <w:tcW w:type="dxa" w:w="8788"/>
             <w:shd w:val="clear" w:color="auto" w:fill="D9D9D9"/>
           </w:tcPr>
           <w:p>
@@ -1985,27 +1984,7 @@
                 <w:i w:val="0"/>
                 <w:sz w:val="16"/>
               </w:rPr>
-              <w:t>Wykład</w:t>
-            </w:r>
-          </w:p>
-        </w:tc>
-        <w:tc>
-          <w:tcPr>
-            <w:tcW w:type="dxa" w:w="4252"/>
-            <w:shd w:val="clear" w:color="auto" w:fill="D9D9D9"/>
-          </w:tcPr>
-          <w:p>
-            <w:pPr>
-              <w:spacing w:before="20" w:after="20"/>
-            </w:pPr>
-            <w:r>
-              <w:rPr>
-                <w:rFonts w:ascii="Aptos" w:hAnsi="Aptos"/>
-                <w:b/>
-                <w:i w:val="0"/>
-                <w:sz w:val="16"/>
-              </w:rPr>
-              <w:t>Ćwiczenia / Laboratorium / Pracownia</w:t>
+              <w:t>Treści programowe</w:t>
             </w:r>
           </w:p>
         </w:tc>
@@ -2032,7 +2011,7 @@
         </w:tc>
         <w:tc>
           <w:tcPr>
-            <w:tcW w:type="dxa" w:w="4536"/>
+            <w:tcW w:type="dxa" w:w="8788"/>
           </w:tcPr>
           <w:p>
             <w:pPr>
@@ -2046,24 +2025,6 @@
                 <w:sz w:val="22"/>
               </w:rPr>
               <w:t>Wprowadzenie do NLP</w:t>
-            </w:r>
-          </w:p>
-        </w:tc>
-        <w:tc>
-          <w:tcPr>
-            <w:tcW w:type="dxa" w:w="4252"/>
-          </w:tcPr>
-          <w:p>
-            <w:pPr>
-              <w:spacing w:before="20" w:after="20"/>
-            </w:pPr>
-            <w:r>
-              <w:rPr>
-                <w:rFonts w:ascii="Aptos" w:hAnsi="Aptos"/>
-                <w:b w:val="0"/>
-                <w:i w:val="0"/>
-                <w:sz w:val="22"/>
-              </w:rPr>
             </w:r>
           </w:p>
         </w:tc>
@@ -2090,7 +2051,7 @@
         </w:tc>
         <w:tc>
           <w:tcPr>
-            <w:tcW w:type="dxa" w:w="4536"/>
+            <w:tcW w:type="dxa" w:w="8788"/>
           </w:tcPr>
           <w:p>
             <w:pPr>
@@ -2104,24 +2065,6 @@
                 <w:sz w:val="22"/>
               </w:rPr>
               <w:t>•Historia NLP: od pierwszych prób do współczesnych zastosowań</w:t>
-            </w:r>
-          </w:p>
-        </w:tc>
-        <w:tc>
-          <w:tcPr>
-            <w:tcW w:type="dxa" w:w="4252"/>
-          </w:tcPr>
-          <w:p>
-            <w:pPr>
-              <w:spacing w:before="20" w:after="20"/>
-            </w:pPr>
-            <w:r>
-              <w:rPr>
-                <w:rFonts w:ascii="Aptos" w:hAnsi="Aptos"/>
-                <w:b w:val="0"/>
-                <w:i w:val="0"/>
-                <w:sz w:val="22"/>
-              </w:rPr>
             </w:r>
           </w:p>
         </w:tc>
@@ -2148,7 +2091,7 @@
         </w:tc>
         <w:tc>
           <w:tcPr>
-            <w:tcW w:type="dxa" w:w="4536"/>
+            <w:tcW w:type="dxa" w:w="8788"/>
           </w:tcPr>
           <w:p>
             <w:pPr>
@@ -2162,24 +2105,6 @@
                 <w:sz w:val="22"/>
               </w:rPr>
               <w:t>•Kluczowe zadania w NLP: analiza sentymentu, tłumaczenie maszynowe, rozpoznawanie nazwanych encji (NER)</w:t>
-            </w:r>
-          </w:p>
-        </w:tc>
-        <w:tc>
-          <w:tcPr>
-            <w:tcW w:type="dxa" w:w="4252"/>
-          </w:tcPr>
-          <w:p>
-            <w:pPr>
-              <w:spacing w:before="20" w:after="20"/>
-            </w:pPr>
-            <w:r>
-              <w:rPr>
-                <w:rFonts w:ascii="Aptos" w:hAnsi="Aptos"/>
-                <w:b w:val="0"/>
-                <w:i w:val="0"/>
-                <w:sz w:val="22"/>
-              </w:rPr>
             </w:r>
           </w:p>
         </w:tc>
@@ -2206,7 +2131,7 @@
         </w:tc>
         <w:tc>
           <w:tcPr>
-            <w:tcW w:type="dxa" w:w="4536"/>
+            <w:tcW w:type="dxa" w:w="8788"/>
           </w:tcPr>
           <w:p>
             <w:pPr>
@@ -2220,24 +2145,6 @@
                 <w:sz w:val="22"/>
               </w:rPr>
               <w:t>Tokenizacja i Wektory Słów</w:t>
-            </w:r>
-          </w:p>
-        </w:tc>
-        <w:tc>
-          <w:tcPr>
-            <w:tcW w:type="dxa" w:w="4252"/>
-          </w:tcPr>
-          <w:p>
-            <w:pPr>
-              <w:spacing w:before="20" w:after="20"/>
-            </w:pPr>
-            <w:r>
-              <w:rPr>
-                <w:rFonts w:ascii="Aptos" w:hAnsi="Aptos"/>
-                <w:b w:val="0"/>
-                <w:i w:val="0"/>
-                <w:sz w:val="22"/>
-              </w:rPr>
             </w:r>
           </w:p>
         </w:tc>
@@ -2264,7 +2171,7 @@
         </w:tc>
         <w:tc>
           <w:tcPr>
-            <w:tcW w:type="dxa" w:w="4536"/>
+            <w:tcW w:type="dxa" w:w="8788"/>
           </w:tcPr>
           <w:p>
             <w:pPr>
@@ -2278,24 +2185,6 @@
                 <w:sz w:val="22"/>
               </w:rPr>
               <w:t>•Metody tokenizacji: podejścia oparte na regułach i uczeniu maszynowym</w:t>
-            </w:r>
-          </w:p>
-        </w:tc>
-        <w:tc>
-          <w:tcPr>
-            <w:tcW w:type="dxa" w:w="4252"/>
-          </w:tcPr>
-          <w:p>
-            <w:pPr>
-              <w:spacing w:before="20" w:after="20"/>
-            </w:pPr>
-            <w:r>
-              <w:rPr>
-                <w:rFonts w:ascii="Aptos" w:hAnsi="Aptos"/>
-                <w:b w:val="0"/>
-                <w:i w:val="0"/>
-                <w:sz w:val="22"/>
-              </w:rPr>
             </w:r>
           </w:p>
         </w:tc>
@@ -2322,7 +2211,7 @@
         </w:tc>
         <w:tc>
           <w:tcPr>
-            <w:tcW w:type="dxa" w:w="4536"/>
+            <w:tcW w:type="dxa" w:w="8788"/>
           </w:tcPr>
           <w:p>
             <w:pPr>
@@ -2336,24 +2225,6 @@
                 <w:sz w:val="22"/>
               </w:rPr>
               <w:t>•Wektoryzacja słów: Word2Vec, GloVe, FastText</w:t>
-            </w:r>
-          </w:p>
-        </w:tc>
-        <w:tc>
-          <w:tcPr>
-            <w:tcW w:type="dxa" w:w="4252"/>
-          </w:tcPr>
-          <w:p>
-            <w:pPr>
-              <w:spacing w:before="20" w:after="20"/>
-            </w:pPr>
-            <w:r>
-              <w:rPr>
-                <w:rFonts w:ascii="Aptos" w:hAnsi="Aptos"/>
-                <w:b w:val="0"/>
-                <w:i w:val="0"/>
-                <w:sz w:val="22"/>
-              </w:rPr>
             </w:r>
           </w:p>
         </w:tc>
@@ -2380,7 +2251,7 @@
         </w:tc>
         <w:tc>
           <w:tcPr>
-            <w:tcW w:type="dxa" w:w="4536"/>
+            <w:tcW w:type="dxa" w:w="8788"/>
           </w:tcPr>
           <w:p>
             <w:pPr>
@@ -2394,24 +2265,6 @@
                 <w:sz w:val="22"/>
               </w:rPr>
               <w:t>Rekurencyjne Sieci Neuronowe (RNN)</w:t>
-            </w:r>
-          </w:p>
-        </w:tc>
-        <w:tc>
-          <w:tcPr>
-            <w:tcW w:type="dxa" w:w="4252"/>
-          </w:tcPr>
-          <w:p>
-            <w:pPr>
-              <w:spacing w:before="20" w:after="20"/>
-            </w:pPr>
-            <w:r>
-              <w:rPr>
-                <w:rFonts w:ascii="Aptos" w:hAnsi="Aptos"/>
-                <w:b w:val="0"/>
-                <w:i w:val="0"/>
-                <w:sz w:val="22"/>
-              </w:rPr>
             </w:r>
           </w:p>
         </w:tc>
@@ -2438,7 +2291,7 @@
         </w:tc>
         <w:tc>
           <w:tcPr>
-            <w:tcW w:type="dxa" w:w="4536"/>
+            <w:tcW w:type="dxa" w:w="8788"/>
           </w:tcPr>
           <w:p>
             <w:pPr>
@@ -2452,24 +2305,6 @@
                 <w:sz w:val="22"/>
               </w:rPr>
               <w:t>•Architektura RNN i jej zastosowania w NLP</w:t>
-            </w:r>
-          </w:p>
-        </w:tc>
-        <w:tc>
-          <w:tcPr>
-            <w:tcW w:type="dxa" w:w="4252"/>
-          </w:tcPr>
-          <w:p>
-            <w:pPr>
-              <w:spacing w:before="20" w:after="20"/>
-            </w:pPr>
-            <w:r>
-              <w:rPr>
-                <w:rFonts w:ascii="Aptos" w:hAnsi="Aptos"/>
-                <w:b w:val="0"/>
-                <w:i w:val="0"/>
-                <w:sz w:val="22"/>
-              </w:rPr>
             </w:r>
           </w:p>
         </w:tc>
@@ -2496,7 +2331,7 @@
         </w:tc>
         <w:tc>
           <w:tcPr>
-            <w:tcW w:type="dxa" w:w="4536"/>
+            <w:tcW w:type="dxa" w:w="8788"/>
           </w:tcPr>
           <w:p>
             <w:pPr>
@@ -2510,24 +2345,6 @@
                 <w:sz w:val="22"/>
               </w:rPr>
               <w:t>•Problemy z RNN: zanikanie gradientu, eksplozja gradientu</w:t>
-            </w:r>
-          </w:p>
-        </w:tc>
-        <w:tc>
-          <w:tcPr>
-            <w:tcW w:type="dxa" w:w="4252"/>
-          </w:tcPr>
-          <w:p>
-            <w:pPr>
-              <w:spacing w:before="20" w:after="20"/>
-            </w:pPr>
-            <w:r>
-              <w:rPr>
-                <w:rFonts w:ascii="Aptos" w:hAnsi="Aptos"/>
-                <w:b w:val="0"/>
-                <w:i w:val="0"/>
-                <w:sz w:val="22"/>
-              </w:rPr>
             </w:r>
           </w:p>
         </w:tc>
@@ -2554,7 +2371,7 @@
         </w:tc>
         <w:tc>
           <w:tcPr>
-            <w:tcW w:type="dxa" w:w="4536"/>
+            <w:tcW w:type="dxa" w:w="8788"/>
           </w:tcPr>
           <w:p>
             <w:pPr>
@@ -2568,24 +2385,6 @@
                 <w:sz w:val="22"/>
               </w:rPr>
               <w:t>•Wprowadzenie do LSTM i GRU</w:t>
-            </w:r>
-          </w:p>
-        </w:tc>
-        <w:tc>
-          <w:tcPr>
-            <w:tcW w:type="dxa" w:w="4252"/>
-          </w:tcPr>
-          <w:p>
-            <w:pPr>
-              <w:spacing w:before="20" w:after="20"/>
-            </w:pPr>
-            <w:r>
-              <w:rPr>
-                <w:rFonts w:ascii="Aptos" w:hAnsi="Aptos"/>
-                <w:b w:val="0"/>
-                <w:i w:val="0"/>
-                <w:sz w:val="22"/>
-              </w:rPr>
             </w:r>
           </w:p>
         </w:tc>
@@ -2612,7 +2411,7 @@
         </w:tc>
         <w:tc>
           <w:tcPr>
-            <w:tcW w:type="dxa" w:w="4536"/>
+            <w:tcW w:type="dxa" w:w="8788"/>
           </w:tcPr>
           <w:p>
             <w:pPr>
@@ -2626,24 +2425,6 @@
                 <w:sz w:val="22"/>
               </w:rPr>
               <w:t>Transformery</w:t>
-            </w:r>
-          </w:p>
-        </w:tc>
-        <w:tc>
-          <w:tcPr>
-            <w:tcW w:type="dxa" w:w="4252"/>
-          </w:tcPr>
-          <w:p>
-            <w:pPr>
-              <w:spacing w:before="20" w:after="20"/>
-            </w:pPr>
-            <w:r>
-              <w:rPr>
-                <w:rFonts w:ascii="Aptos" w:hAnsi="Aptos"/>
-                <w:b w:val="0"/>
-                <w:i w:val="0"/>
-                <w:sz w:val="22"/>
-              </w:rPr>
             </w:r>
           </w:p>
         </w:tc>
@@ -2670,7 +2451,7 @@
         </w:tc>
         <w:tc>
           <w:tcPr>
-            <w:tcW w:type="dxa" w:w="4536"/>
+            <w:tcW w:type="dxa" w:w="8788"/>
           </w:tcPr>
           <w:p>
             <w:pPr>
@@ -2684,24 +2465,6 @@
                 <w:sz w:val="22"/>
               </w:rPr>
               <w:t>•Wprowadzenie do architektury transformera</w:t>
-            </w:r>
-          </w:p>
-        </w:tc>
-        <w:tc>
-          <w:tcPr>
-            <w:tcW w:type="dxa" w:w="4252"/>
-          </w:tcPr>
-          <w:p>
-            <w:pPr>
-              <w:spacing w:before="20" w:after="20"/>
-            </w:pPr>
-            <w:r>
-              <w:rPr>
-                <w:rFonts w:ascii="Aptos" w:hAnsi="Aptos"/>
-                <w:b w:val="0"/>
-                <w:i w:val="0"/>
-                <w:sz w:val="22"/>
-              </w:rPr>
             </w:r>
           </w:p>
         </w:tc>
@@ -2728,7 +2491,7 @@
         </w:tc>
         <w:tc>
           <w:tcPr>
-            <w:tcW w:type="dxa" w:w="4536"/>
+            <w:tcW w:type="dxa" w:w="8788"/>
           </w:tcPr>
           <w:p>
             <w:pPr>
@@ -2742,24 +2505,6 @@
                 <w:sz w:val="22"/>
               </w:rPr>
               <w:t>•Zastosowania transformera w NLP</w:t>
-            </w:r>
-          </w:p>
-        </w:tc>
-        <w:tc>
-          <w:tcPr>
-            <w:tcW w:type="dxa" w:w="4252"/>
-          </w:tcPr>
-          <w:p>
-            <w:pPr>
-              <w:spacing w:before="20" w:after="20"/>
-            </w:pPr>
-            <w:r>
-              <w:rPr>
-                <w:rFonts w:ascii="Aptos" w:hAnsi="Aptos"/>
-                <w:b w:val="0"/>
-                <w:i w:val="0"/>
-                <w:sz w:val="22"/>
-              </w:rPr>
             </w:r>
           </w:p>
         </w:tc>
@@ -2786,7 +2531,7 @@
         </w:tc>
         <w:tc>
           <w:tcPr>
-            <w:tcW w:type="dxa" w:w="4536"/>
+            <w:tcW w:type="dxa" w:w="8788"/>
           </w:tcPr>
           <w:p>
             <w:pPr>
@@ -2800,24 +2545,6 @@
                 <w:sz w:val="22"/>
               </w:rPr>
               <w:t>Wariacje Transformerów</w:t>
-            </w:r>
-          </w:p>
-        </w:tc>
-        <w:tc>
-          <w:tcPr>
-            <w:tcW w:type="dxa" w:w="4252"/>
-          </w:tcPr>
-          <w:p>
-            <w:pPr>
-              <w:spacing w:before="20" w:after="20"/>
-            </w:pPr>
-            <w:r>
-              <w:rPr>
-                <w:rFonts w:ascii="Aptos" w:hAnsi="Aptos"/>
-                <w:b w:val="0"/>
-                <w:i w:val="0"/>
-                <w:sz w:val="22"/>
-              </w:rPr>
             </w:r>
           </w:p>
         </w:tc>
@@ -2844,7 +2571,7 @@
         </w:tc>
         <w:tc>
           <w:tcPr>
-            <w:tcW w:type="dxa" w:w="4536"/>
+            <w:tcW w:type="dxa" w:w="8788"/>
           </w:tcPr>
           <w:p>
             <w:pPr>
@@ -2858,24 +2585,6 @@
                 <w:sz w:val="22"/>
               </w:rPr>
               <w:t>•BERT, GPT, T5: różnice i zastosowania</w:t>
-            </w:r>
-          </w:p>
-        </w:tc>
-        <w:tc>
-          <w:tcPr>
-            <w:tcW w:type="dxa" w:w="4252"/>
-          </w:tcPr>
-          <w:p>
-            <w:pPr>
-              <w:spacing w:before="20" w:after="20"/>
-            </w:pPr>
-            <w:r>
-              <w:rPr>
-                <w:rFonts w:ascii="Aptos" w:hAnsi="Aptos"/>
-                <w:b w:val="0"/>
-                <w:i w:val="0"/>
-                <w:sz w:val="22"/>
-              </w:rPr>
             </w:r>
           </w:p>
         </w:tc>
@@ -2902,7 +2611,7 @@
         </w:tc>
         <w:tc>
           <w:tcPr>
-            <w:tcW w:type="dxa" w:w="4536"/>
+            <w:tcW w:type="dxa" w:w="8788"/>
           </w:tcPr>
           <w:p>
             <w:pPr>
@@ -2916,24 +2625,6 @@
                 <w:sz w:val="22"/>
               </w:rPr>
               <w:t>•Jak dostosować architekturę transformera do różnych zadań</w:t>
-            </w:r>
-          </w:p>
-        </w:tc>
-        <w:tc>
-          <w:tcPr>
-            <w:tcW w:type="dxa" w:w="4252"/>
-          </w:tcPr>
-          <w:p>
-            <w:pPr>
-              <w:spacing w:before="20" w:after="20"/>
-            </w:pPr>
-            <w:r>
-              <w:rPr>
-                <w:rFonts w:ascii="Aptos" w:hAnsi="Aptos"/>
-                <w:b w:val="0"/>
-                <w:i w:val="0"/>
-                <w:sz w:val="22"/>
-              </w:rPr>
             </w:r>
           </w:p>
         </w:tc>
@@ -2960,7 +2651,7 @@
         </w:tc>
         <w:tc>
           <w:tcPr>
-            <w:tcW w:type="dxa" w:w="4536"/>
+            <w:tcW w:type="dxa" w:w="8788"/>
           </w:tcPr>
           <w:p>
             <w:pPr>
@@ -2974,24 +2665,6 @@
                 <w:sz w:val="22"/>
               </w:rPr>
               <w:t>Modele Języka</w:t>
-            </w:r>
-          </w:p>
-        </w:tc>
-        <w:tc>
-          <w:tcPr>
-            <w:tcW w:type="dxa" w:w="4252"/>
-          </w:tcPr>
-          <w:p>
-            <w:pPr>
-              <w:spacing w:before="20" w:after="20"/>
-            </w:pPr>
-            <w:r>
-              <w:rPr>
-                <w:rFonts w:ascii="Aptos" w:hAnsi="Aptos"/>
-                <w:b w:val="0"/>
-                <w:i w:val="0"/>
-                <w:sz w:val="22"/>
-              </w:rPr>
             </w:r>
           </w:p>
         </w:tc>
@@ -3018,7 +2691,7 @@
         </w:tc>
         <w:tc>
           <w:tcPr>
-            <w:tcW w:type="dxa" w:w="4536"/>
+            <w:tcW w:type="dxa" w:w="8788"/>
           </w:tcPr>
           <w:p>
             <w:pPr>
@@ -3032,24 +2705,6 @@
                 <w:sz w:val="22"/>
               </w:rPr>
               <w:t>•Budowa modeli językowych</w:t>
-            </w:r>
-          </w:p>
-        </w:tc>
-        <w:tc>
-          <w:tcPr>
-            <w:tcW w:type="dxa" w:w="4252"/>
-          </w:tcPr>
-          <w:p>
-            <w:pPr>
-              <w:spacing w:before="20" w:after="20"/>
-            </w:pPr>
-            <w:r>
-              <w:rPr>
-                <w:rFonts w:ascii="Aptos" w:hAnsi="Aptos"/>
-                <w:b w:val="0"/>
-                <w:i w:val="0"/>
-                <w:sz w:val="22"/>
-              </w:rPr>
             </w:r>
           </w:p>
         </w:tc>
@@ -3076,7 +2731,7 @@
         </w:tc>
         <w:tc>
           <w:tcPr>
-            <w:tcW w:type="dxa" w:w="4536"/>
+            <w:tcW w:type="dxa" w:w="8788"/>
           </w:tcPr>
           <w:p>
             <w:pPr>
@@ -3090,24 +2745,6 @@
                 <w:sz w:val="22"/>
               </w:rPr>
               <w:t>•Zastosowania i wyzwania związane z modelami językowymi</w:t>
-            </w:r>
-          </w:p>
-        </w:tc>
-        <w:tc>
-          <w:tcPr>
-            <w:tcW w:type="dxa" w:w="4252"/>
-          </w:tcPr>
-          <w:p>
-            <w:pPr>
-              <w:spacing w:before="20" w:after="20"/>
-            </w:pPr>
-            <w:r>
-              <w:rPr>
-                <w:rFonts w:ascii="Aptos" w:hAnsi="Aptos"/>
-                <w:b w:val="0"/>
-                <w:i w:val="0"/>
-                <w:sz w:val="22"/>
-              </w:rPr>
             </w:r>
           </w:p>
         </w:tc>
@@ -3134,7 +2771,7 @@
         </w:tc>
         <w:tc>
           <w:tcPr>
-            <w:tcW w:type="dxa" w:w="4536"/>
+            <w:tcW w:type="dxa" w:w="8788"/>
           </w:tcPr>
           <w:p>
             <w:pPr>
@@ -3148,24 +2785,6 @@
                 <w:sz w:val="22"/>
               </w:rPr>
               <w:t>Enkodery</w:t>
-            </w:r>
-          </w:p>
-        </w:tc>
-        <w:tc>
-          <w:tcPr>
-            <w:tcW w:type="dxa" w:w="4252"/>
-          </w:tcPr>
-          <w:p>
-            <w:pPr>
-              <w:spacing w:before="20" w:after="20"/>
-            </w:pPr>
-            <w:r>
-              <w:rPr>
-                <w:rFonts w:ascii="Aptos" w:hAnsi="Aptos"/>
-                <w:b w:val="0"/>
-                <w:i w:val="0"/>
-                <w:sz w:val="22"/>
-              </w:rPr>
             </w:r>
           </w:p>
         </w:tc>
@@ -3192,7 +2811,7 @@
         </w:tc>
         <w:tc>
           <w:tcPr>
-            <w:tcW w:type="dxa" w:w="4536"/>
+            <w:tcW w:type="dxa" w:w="8788"/>
           </w:tcPr>
           <w:p>
             <w:pPr>
@@ -3206,24 +2825,6 @@
                 <w:sz w:val="22"/>
               </w:rPr>
               <w:t>•Rola enkoderów w modelach transformacyjnych</w:t>
-            </w:r>
-          </w:p>
-        </w:tc>
-        <w:tc>
-          <w:tcPr>
-            <w:tcW w:type="dxa" w:w="4252"/>
-          </w:tcPr>
-          <w:p>
-            <w:pPr>
-              <w:spacing w:before="20" w:after="20"/>
-            </w:pPr>
-            <w:r>
-              <w:rPr>
-                <w:rFonts w:ascii="Aptos" w:hAnsi="Aptos"/>
-                <w:b w:val="0"/>
-                <w:i w:val="0"/>
-                <w:sz w:val="22"/>
-              </w:rPr>
             </w:r>
           </w:p>
         </w:tc>
@@ -3250,7 +2851,7 @@
         </w:tc>
         <w:tc>
           <w:tcPr>
-            <w:tcW w:type="dxa" w:w="4536"/>
+            <w:tcW w:type="dxa" w:w="8788"/>
           </w:tcPr>
           <w:p>
             <w:pPr>
@@ -3264,24 +2865,6 @@
                 <w:sz w:val="22"/>
               </w:rPr>
               <w:t>•Przykłady zastosowań enkoderów w różnych zadaniach NLP</w:t>
-            </w:r>
-          </w:p>
-        </w:tc>
-        <w:tc>
-          <w:tcPr>
-            <w:tcW w:type="dxa" w:w="4252"/>
-          </w:tcPr>
-          <w:p>
-            <w:pPr>
-              <w:spacing w:before="20" w:after="20"/>
-            </w:pPr>
-            <w:r>
-              <w:rPr>
-                <w:rFonts w:ascii="Aptos" w:hAnsi="Aptos"/>
-                <w:b w:val="0"/>
-                <w:i w:val="0"/>
-                <w:sz w:val="22"/>
-              </w:rPr>
             </w:r>
           </w:p>
         </w:tc>
@@ -3308,7 +2891,7 @@
         </w:tc>
         <w:tc>
           <w:tcPr>
-            <w:tcW w:type="dxa" w:w="4536"/>
+            <w:tcW w:type="dxa" w:w="8788"/>
           </w:tcPr>
           <w:p>
             <w:pPr>
@@ -3322,24 +2905,6 @@
                 <w:sz w:val="22"/>
               </w:rPr>
               <w:t>Fine-Tuning</w:t>
-            </w:r>
-          </w:p>
-        </w:tc>
-        <w:tc>
-          <w:tcPr>
-            <w:tcW w:type="dxa" w:w="4252"/>
-          </w:tcPr>
-          <w:p>
-            <w:pPr>
-              <w:spacing w:before="20" w:after="20"/>
-            </w:pPr>
-            <w:r>
-              <w:rPr>
-                <w:rFonts w:ascii="Aptos" w:hAnsi="Aptos"/>
-                <w:b w:val="0"/>
-                <w:i w:val="0"/>
-                <w:sz w:val="22"/>
-              </w:rPr>
             </w:r>
           </w:p>
         </w:tc>
@@ -3366,7 +2931,7 @@
         </w:tc>
         <w:tc>
           <w:tcPr>
-            <w:tcW w:type="dxa" w:w="4536"/>
+            <w:tcW w:type="dxa" w:w="8788"/>
           </w:tcPr>
           <w:p>
             <w:pPr>
@@ -3380,24 +2945,6 @@
                 <w:sz w:val="22"/>
               </w:rPr>
               <w:t>•Proces dostrajania modeli pretrenowanych</w:t>
-            </w:r>
-          </w:p>
-        </w:tc>
-        <w:tc>
-          <w:tcPr>
-            <w:tcW w:type="dxa" w:w="4252"/>
-          </w:tcPr>
-          <w:p>
-            <w:pPr>
-              <w:spacing w:before="20" w:after="20"/>
-            </w:pPr>
-            <w:r>
-              <w:rPr>
-                <w:rFonts w:ascii="Aptos" w:hAnsi="Aptos"/>
-                <w:b w:val="0"/>
-                <w:i w:val="0"/>
-                <w:sz w:val="22"/>
-              </w:rPr>
             </w:r>
           </w:p>
         </w:tc>
@@ -3424,7 +2971,7 @@
         </w:tc>
         <w:tc>
           <w:tcPr>
-            <w:tcW w:type="dxa" w:w="4536"/>
+            <w:tcW w:type="dxa" w:w="8788"/>
           </w:tcPr>
           <w:p>
             <w:pPr>
@@ -3438,24 +2985,6 @@
                 <w:sz w:val="22"/>
               </w:rPr>
               <w:t>•Techniki fine-tuningu dla różnych zadań NLP</w:t>
-            </w:r>
-          </w:p>
-        </w:tc>
-        <w:tc>
-          <w:tcPr>
-            <w:tcW w:type="dxa" w:w="4252"/>
-          </w:tcPr>
-          <w:p>
-            <w:pPr>
-              <w:spacing w:before="20" w:after="20"/>
-            </w:pPr>
-            <w:r>
-              <w:rPr>
-                <w:rFonts w:ascii="Aptos" w:hAnsi="Aptos"/>
-                <w:b w:val="0"/>
-                <w:i w:val="0"/>
-                <w:sz w:val="22"/>
-              </w:rPr>
             </w:r>
           </w:p>
         </w:tc>
@@ -3482,7 +3011,7 @@
         </w:tc>
         <w:tc>
           <w:tcPr>
-            <w:tcW w:type="dxa" w:w="4536"/>
+            <w:tcW w:type="dxa" w:w="8788"/>
           </w:tcPr>
           <w:p>
             <w:pPr>
@@ -3496,24 +3025,6 @@
                 <w:sz w:val="22"/>
               </w:rPr>
               <w:t>Kompresja Modeli</w:t>
-            </w:r>
-          </w:p>
-        </w:tc>
-        <w:tc>
-          <w:tcPr>
-            <w:tcW w:type="dxa" w:w="4252"/>
-          </w:tcPr>
-          <w:p>
-            <w:pPr>
-              <w:spacing w:before="20" w:after="20"/>
-            </w:pPr>
-            <w:r>
-              <w:rPr>
-                <w:rFonts w:ascii="Aptos" w:hAnsi="Aptos"/>
-                <w:b w:val="0"/>
-                <w:i w:val="0"/>
-                <w:sz w:val="22"/>
-              </w:rPr>
             </w:r>
           </w:p>
         </w:tc>
@@ -3540,7 +3051,7 @@
         </w:tc>
         <w:tc>
           <w:tcPr>
-            <w:tcW w:type="dxa" w:w="4536"/>
+            <w:tcW w:type="dxa" w:w="8788"/>
           </w:tcPr>
           <w:p>
             <w:pPr>
@@ -3554,24 +3065,6 @@
                 <w:sz w:val="22"/>
               </w:rPr>
               <w:t>•Wprowadzenie do kompresji modeli: skwantyzowanie, prunning</w:t>
-            </w:r>
-          </w:p>
-        </w:tc>
-        <w:tc>
-          <w:tcPr>
-            <w:tcW w:type="dxa" w:w="4252"/>
-          </w:tcPr>
-          <w:p>
-            <w:pPr>
-              <w:spacing w:before="20" w:after="20"/>
-            </w:pPr>
-            <w:r>
-              <w:rPr>
-                <w:rFonts w:ascii="Aptos" w:hAnsi="Aptos"/>
-                <w:b w:val="0"/>
-                <w:i w:val="0"/>
-                <w:sz w:val="22"/>
-              </w:rPr>
             </w:r>
           </w:p>
         </w:tc>
@@ -3598,7 +3091,7 @@
         </w:tc>
         <w:tc>
           <w:tcPr>
-            <w:tcW w:type="dxa" w:w="4536"/>
+            <w:tcW w:type="dxa" w:w="8788"/>
           </w:tcPr>
           <w:p>
             <w:pPr>
@@ -3612,24 +3105,6 @@
                 <w:sz w:val="22"/>
               </w:rPr>
               <w:t>•Korzyści i wyzwania związane z kompresją</w:t>
-            </w:r>
-          </w:p>
-        </w:tc>
-        <w:tc>
-          <w:tcPr>
-            <w:tcW w:type="dxa" w:w="4252"/>
-          </w:tcPr>
-          <w:p>
-            <w:pPr>
-              <w:spacing w:before="20" w:after="20"/>
-            </w:pPr>
-            <w:r>
-              <w:rPr>
-                <w:rFonts w:ascii="Aptos" w:hAnsi="Aptos"/>
-                <w:b w:val="0"/>
-                <w:i w:val="0"/>
-                <w:sz w:val="22"/>
-              </w:rPr>
             </w:r>
           </w:p>
         </w:tc>
@@ -3656,7 +3131,7 @@
         </w:tc>
         <w:tc>
           <w:tcPr>
-            <w:tcW w:type="dxa" w:w="4536"/>
+            <w:tcW w:type="dxa" w:w="8788"/>
           </w:tcPr>
           <w:p>
             <w:pPr>
@@ -3670,24 +3145,6 @@
                 <w:sz w:val="22"/>
               </w:rPr>
               <w:t>Stworzenie Skwantyzowanej Wersji Modelu</w:t>
-            </w:r>
-          </w:p>
-        </w:tc>
-        <w:tc>
-          <w:tcPr>
-            <w:tcW w:type="dxa" w:w="4252"/>
-          </w:tcPr>
-          <w:p>
-            <w:pPr>
-              <w:spacing w:before="20" w:after="20"/>
-            </w:pPr>
-            <w:r>
-              <w:rPr>
-                <w:rFonts w:ascii="Aptos" w:hAnsi="Aptos"/>
-                <w:b w:val="0"/>
-                <w:i w:val="0"/>
-                <w:sz w:val="22"/>
-              </w:rPr>
             </w:r>
           </w:p>
         </w:tc>
@@ -3714,7 +3171,7 @@
         </w:tc>
         <w:tc>
           <w:tcPr>
-            <w:tcW w:type="dxa" w:w="4536"/>
+            <w:tcW w:type="dxa" w:w="8788"/>
           </w:tcPr>
           <w:p>
             <w:pPr>
@@ -3728,24 +3185,6 @@
                 <w:sz w:val="22"/>
               </w:rPr>
               <w:t>•Praktyczne podejście do kompresji modeli</w:t>
-            </w:r>
-          </w:p>
-        </w:tc>
-        <w:tc>
-          <w:tcPr>
-            <w:tcW w:type="dxa" w:w="4252"/>
-          </w:tcPr>
-          <w:p>
-            <w:pPr>
-              <w:spacing w:before="20" w:after="20"/>
-            </w:pPr>
-            <w:r>
-              <w:rPr>
-                <w:rFonts w:ascii="Aptos" w:hAnsi="Aptos"/>
-                <w:b w:val="0"/>
-                <w:i w:val="0"/>
-                <w:sz w:val="22"/>
-              </w:rPr>
             </w:r>
           </w:p>
         </w:tc>
@@ -3772,7 +3211,7 @@
         </w:tc>
         <w:tc>
           <w:tcPr>
-            <w:tcW w:type="dxa" w:w="4536"/>
+            <w:tcW w:type="dxa" w:w="8788"/>
           </w:tcPr>
           <w:p>
             <w:pPr>
@@ -3786,24 +3225,6 @@
                 <w:sz w:val="22"/>
               </w:rPr>
               <w:t>•Implementacja skwantyzacji na przykładzie wybranego modelu</w:t>
-            </w:r>
-          </w:p>
-        </w:tc>
-        <w:tc>
-          <w:tcPr>
-            <w:tcW w:type="dxa" w:w="4252"/>
-          </w:tcPr>
-          <w:p>
-            <w:pPr>
-              <w:spacing w:before="20" w:after="20"/>
-            </w:pPr>
-            <w:r>
-              <w:rPr>
-                <w:rFonts w:ascii="Aptos" w:hAnsi="Aptos"/>
-                <w:b w:val="0"/>
-                <w:i w:val="0"/>
-                <w:sz w:val="22"/>
-              </w:rPr>
             </w:r>
           </w:p>
         </w:tc>
@@ -3830,7 +3251,7 @@
         </w:tc>
         <w:tc>
           <w:tcPr>
-            <w:tcW w:type="dxa" w:w="4536"/>
+            <w:tcW w:type="dxa" w:w="8788"/>
           </w:tcPr>
           <w:p>
             <w:pPr>
@@ -3844,24 +3265,6 @@
                 <w:sz w:val="22"/>
               </w:rPr>
               <w:t>Pair Programming - Rozpoznawanie Nazwanych Encji (NER)</w:t>
-            </w:r>
-          </w:p>
-        </w:tc>
-        <w:tc>
-          <w:tcPr>
-            <w:tcW w:type="dxa" w:w="4252"/>
-          </w:tcPr>
-          <w:p>
-            <w:pPr>
-              <w:spacing w:before="20" w:after="20"/>
-            </w:pPr>
-            <w:r>
-              <w:rPr>
-                <w:rFonts w:ascii="Aptos" w:hAnsi="Aptos"/>
-                <w:b w:val="0"/>
-                <w:i w:val="0"/>
-                <w:sz w:val="22"/>
-              </w:rPr>
             </w:r>
           </w:p>
         </w:tc>
@@ -3888,7 +3291,7 @@
         </w:tc>
         <w:tc>
           <w:tcPr>
-            <w:tcW w:type="dxa" w:w="4536"/>
+            <w:tcW w:type="dxa" w:w="8788"/>
           </w:tcPr>
           <w:p>
             <w:pPr>
@@ -3902,24 +3305,6 @@
                 <w:sz w:val="22"/>
               </w:rPr>
               <w:t>•Wprowadzenie do NER</w:t>
-            </w:r>
-          </w:p>
-        </w:tc>
-        <w:tc>
-          <w:tcPr>
-            <w:tcW w:type="dxa" w:w="4252"/>
-          </w:tcPr>
-          <w:p>
-            <w:pPr>
-              <w:spacing w:before="20" w:after="20"/>
-            </w:pPr>
-            <w:r>
-              <w:rPr>
-                <w:rFonts w:ascii="Aptos" w:hAnsi="Aptos"/>
-                <w:b w:val="0"/>
-                <w:i w:val="0"/>
-                <w:sz w:val="22"/>
-              </w:rPr>
             </w:r>
           </w:p>
         </w:tc>
@@ -3946,7 +3331,7 @@
         </w:tc>
         <w:tc>
           <w:tcPr>
-            <w:tcW w:type="dxa" w:w="4536"/>
+            <w:tcW w:type="dxa" w:w="8788"/>
           </w:tcPr>
           <w:p>
             <w:pPr>
@@ -3960,24 +3345,6 @@
                 <w:sz w:val="22"/>
               </w:rPr>
               <w:t>•Przykład implementacji NER za pomocą Lightning Transformers</w:t>
-            </w:r>
-          </w:p>
-        </w:tc>
-        <w:tc>
-          <w:tcPr>
-            <w:tcW w:type="dxa" w:w="4252"/>
-          </w:tcPr>
-          <w:p>
-            <w:pPr>
-              <w:spacing w:before="20" w:after="20"/>
-            </w:pPr>
-            <w:r>
-              <w:rPr>
-                <w:rFonts w:ascii="Aptos" w:hAnsi="Aptos"/>
-                <w:b w:val="0"/>
-                <w:i w:val="0"/>
-                <w:sz w:val="22"/>
-              </w:rPr>
             </w:r>
           </w:p>
         </w:tc>
@@ -4004,7 +3371,7 @@
         </w:tc>
         <w:tc>
           <w:tcPr>
-            <w:tcW w:type="dxa" w:w="4536"/>
+            <w:tcW w:type="dxa" w:w="8788"/>
           </w:tcPr>
           <w:p>
             <w:pPr>
@@ -4018,24 +3385,6 @@
                 <w:sz w:val="22"/>
               </w:rPr>
               <w:t>•Warsztaty praktyczne</w:t>
-            </w:r>
-          </w:p>
-        </w:tc>
-        <w:tc>
-          <w:tcPr>
-            <w:tcW w:type="dxa" w:w="4252"/>
-          </w:tcPr>
-          <w:p>
-            <w:pPr>
-              <w:spacing w:before="20" w:after="20"/>
-            </w:pPr>
-            <w:r>
-              <w:rPr>
-                <w:rFonts w:ascii="Aptos" w:hAnsi="Aptos"/>
-                <w:b w:val="0"/>
-                <w:i w:val="0"/>
-                <w:sz w:val="22"/>
-              </w:rPr>
             </w:r>
           </w:p>
         </w:tc>
@@ -4062,7 +3411,7 @@
         </w:tc>
         <w:tc>
           <w:tcPr>
-            <w:tcW w:type="dxa" w:w="4536"/>
+            <w:tcW w:type="dxa" w:w="8788"/>
           </w:tcPr>
           <w:p>
             <w:pPr>
@@ -4076,24 +3425,6 @@
                 <w:sz w:val="22"/>
               </w:rPr>
               <w:t>Pair Programming - Chatbot</w:t>
-            </w:r>
-          </w:p>
-        </w:tc>
-        <w:tc>
-          <w:tcPr>
-            <w:tcW w:type="dxa" w:w="4252"/>
-          </w:tcPr>
-          <w:p>
-            <w:pPr>
-              <w:spacing w:before="20" w:after="20"/>
-            </w:pPr>
-            <w:r>
-              <w:rPr>
-                <w:rFonts w:ascii="Aptos" w:hAnsi="Aptos"/>
-                <w:b w:val="0"/>
-                <w:i w:val="0"/>
-                <w:sz w:val="22"/>
-              </w:rPr>
             </w:r>
           </w:p>
         </w:tc>
@@ -4120,7 +3451,7 @@
         </w:tc>
         <w:tc>
           <w:tcPr>
-            <w:tcW w:type="dxa" w:w="4536"/>
+            <w:tcW w:type="dxa" w:w="8788"/>
           </w:tcPr>
           <w:p>
             <w:pPr>
@@ -4134,24 +3465,6 @@
                 <w:sz w:val="22"/>
               </w:rPr>
               <w:t>•Projektowanie chatbota: wymagania i architektura</w:t>
-            </w:r>
-          </w:p>
-        </w:tc>
-        <w:tc>
-          <w:tcPr>
-            <w:tcW w:type="dxa" w:w="4252"/>
-          </w:tcPr>
-          <w:p>
-            <w:pPr>
-              <w:spacing w:before="20" w:after="20"/>
-            </w:pPr>
-            <w:r>
-              <w:rPr>
-                <w:rFonts w:ascii="Aptos" w:hAnsi="Aptos"/>
-                <w:b w:val="0"/>
-                <w:i w:val="0"/>
-                <w:sz w:val="22"/>
-              </w:rPr>
             </w:r>
           </w:p>
         </w:tc>
@@ -4178,7 +3491,7 @@
         </w:tc>
         <w:tc>
           <w:tcPr>
-            <w:tcW w:type="dxa" w:w="4536"/>
+            <w:tcW w:type="dxa" w:w="8788"/>
           </w:tcPr>
           <w:p>
             <w:pPr>
@@ -4192,24 +3505,6 @@
                 <w:sz w:val="22"/>
               </w:rPr>
               <w:t>•Implementacja chatbota na przykładzie Chartum</w:t>
-            </w:r>
-          </w:p>
-        </w:tc>
-        <w:tc>
-          <w:tcPr>
-            <w:tcW w:type="dxa" w:w="4252"/>
-          </w:tcPr>
-          <w:p>
-            <w:pPr>
-              <w:spacing w:before="20" w:after="20"/>
-            </w:pPr>
-            <w:r>
-              <w:rPr>
-                <w:rFonts w:ascii="Aptos" w:hAnsi="Aptos"/>
-                <w:b w:val="0"/>
-                <w:i w:val="0"/>
-                <w:sz w:val="22"/>
-              </w:rPr>
             </w:r>
           </w:p>
         </w:tc>
@@ -4236,7 +3531,7 @@
         </w:tc>
         <w:tc>
           <w:tcPr>
-            <w:tcW w:type="dxa" w:w="4536"/>
+            <w:tcW w:type="dxa" w:w="8788"/>
           </w:tcPr>
           <w:p>
             <w:pPr>
@@ -4250,24 +3545,6 @@
                 <w:sz w:val="22"/>
               </w:rPr>
               <w:t>•Warsztaty praktyczne</w:t>
-            </w:r>
-          </w:p>
-        </w:tc>
-        <w:tc>
-          <w:tcPr>
-            <w:tcW w:type="dxa" w:w="4252"/>
-          </w:tcPr>
-          <w:p>
-            <w:pPr>
-              <w:spacing w:before="20" w:after="20"/>
-            </w:pPr>
-            <w:r>
-              <w:rPr>
-                <w:rFonts w:ascii="Aptos" w:hAnsi="Aptos"/>
-                <w:b w:val="0"/>
-                <w:i w:val="0"/>
-                <w:sz w:val="22"/>
-              </w:rPr>
             </w:r>
           </w:p>
         </w:tc>
@@ -4294,7 +3571,7 @@
         </w:tc>
         <w:tc>
           <w:tcPr>
-            <w:tcW w:type="dxa" w:w="4536"/>
+            <w:tcW w:type="dxa" w:w="8788"/>
           </w:tcPr>
           <w:p>
             <w:pPr>
@@ -4308,24 +3585,6 @@
                 <w:sz w:val="22"/>
               </w:rPr>
               <w:t>Przykłady Aplikacji NLP</w:t>
-            </w:r>
-          </w:p>
-        </w:tc>
-        <w:tc>
-          <w:tcPr>
-            <w:tcW w:type="dxa" w:w="4252"/>
-          </w:tcPr>
-          <w:p>
-            <w:pPr>
-              <w:spacing w:before="20" w:after="20"/>
-            </w:pPr>
-            <w:r>
-              <w:rPr>
-                <w:rFonts w:ascii="Aptos" w:hAnsi="Aptos"/>
-                <w:b w:val="0"/>
-                <w:i w:val="0"/>
-                <w:sz w:val="22"/>
-              </w:rPr>
             </w:r>
           </w:p>
         </w:tc>
@@ -4352,7 +3611,7 @@
         </w:tc>
         <w:tc>
           <w:tcPr>
-            <w:tcW w:type="dxa" w:w="4536"/>
+            <w:tcW w:type="dxa" w:w="8788"/>
           </w:tcPr>
           <w:p>
             <w:pPr>
@@ -4366,24 +3625,6 @@
                 <w:sz w:val="22"/>
               </w:rPr>
               <w:t>•Przegląd rzeczywistych zastosowań NLP w różnych branżach</w:t>
-            </w:r>
-          </w:p>
-        </w:tc>
-        <w:tc>
-          <w:tcPr>
-            <w:tcW w:type="dxa" w:w="4252"/>
-          </w:tcPr>
-          <w:p>
-            <w:pPr>
-              <w:spacing w:before="20" w:after="20"/>
-            </w:pPr>
-            <w:r>
-              <w:rPr>
-                <w:rFonts w:ascii="Aptos" w:hAnsi="Aptos"/>
-                <w:b w:val="0"/>
-                <w:i w:val="0"/>
-                <w:sz w:val="22"/>
-              </w:rPr>
             </w:r>
           </w:p>
         </w:tc>
@@ -4410,7 +3651,7 @@
         </w:tc>
         <w:tc>
           <w:tcPr>
-            <w:tcW w:type="dxa" w:w="4536"/>
+            <w:tcW w:type="dxa" w:w="8788"/>
           </w:tcPr>
           <w:p>
             <w:pPr>
@@ -4424,24 +3665,6 @@
                 <w:sz w:val="22"/>
               </w:rPr>
               <w:t>•Studium przypadku: analiza skuteczności modeli NLP w zastosowaniach komercyjnych</w:t>
-            </w:r>
-          </w:p>
-        </w:tc>
-        <w:tc>
-          <w:tcPr>
-            <w:tcW w:type="dxa" w:w="4252"/>
-          </w:tcPr>
-          <w:p>
-            <w:pPr>
-              <w:spacing w:before="20" w:after="20"/>
-            </w:pPr>
-            <w:r>
-              <w:rPr>
-                <w:rFonts w:ascii="Aptos" w:hAnsi="Aptos"/>
-                <w:b w:val="0"/>
-                <w:i w:val="0"/>
-                <w:sz w:val="22"/>
-              </w:rPr>
             </w:r>
           </w:p>
         </w:tc>
@@ -4468,7 +3691,7 @@
         </w:tc>
         <w:tc>
           <w:tcPr>
-            <w:tcW w:type="dxa" w:w="4536"/>
+            <w:tcW w:type="dxa" w:w="8788"/>
           </w:tcPr>
           <w:p>
             <w:pPr>
@@ -4482,24 +3705,6 @@
                 <w:sz w:val="22"/>
               </w:rPr>
               <w:t>Podsumowanie i Dyskusja</w:t>
-            </w:r>
-          </w:p>
-        </w:tc>
-        <w:tc>
-          <w:tcPr>
-            <w:tcW w:type="dxa" w:w="4252"/>
-          </w:tcPr>
-          <w:p>
-            <w:pPr>
-              <w:spacing w:before="20" w:after="20"/>
-            </w:pPr>
-            <w:r>
-              <w:rPr>
-                <w:rFonts w:ascii="Aptos" w:hAnsi="Aptos"/>
-                <w:b w:val="0"/>
-                <w:i w:val="0"/>
-                <w:sz w:val="22"/>
-              </w:rPr>
             </w:r>
           </w:p>
         </w:tc>
@@ -4526,7 +3731,7 @@
         </w:tc>
         <w:tc>
           <w:tcPr>
-            <w:tcW w:type="dxa" w:w="4536"/>
+            <w:tcW w:type="dxa" w:w="8788"/>
           </w:tcPr>
           <w:p>
             <w:pPr>
@@ -4540,24 +3745,6 @@
                 <w:sz w:val="22"/>
               </w:rPr>
               <w:t>•Przegląd kluczowych zagadnień omówionych w kursie</w:t>
-            </w:r>
-          </w:p>
-        </w:tc>
-        <w:tc>
-          <w:tcPr>
-            <w:tcW w:type="dxa" w:w="4252"/>
-          </w:tcPr>
-          <w:p>
-            <w:pPr>
-              <w:spacing w:before="20" w:after="20"/>
-            </w:pPr>
-            <w:r>
-              <w:rPr>
-                <w:rFonts w:ascii="Aptos" w:hAnsi="Aptos"/>
-                <w:b w:val="0"/>
-                <w:i w:val="0"/>
-                <w:sz w:val="22"/>
-              </w:rPr>
             </w:r>
           </w:p>
         </w:tc>
@@ -4584,7 +3771,7 @@
         </w:tc>
         <w:tc>
           <w:tcPr>
-            <w:tcW w:type="dxa" w:w="4536"/>
+            <w:tcW w:type="dxa" w:w="8788"/>
           </w:tcPr>
           <w:p>
             <w:pPr>
@@ -4598,24 +3785,6 @@
                 <w:sz w:val="22"/>
               </w:rPr>
               <w:t>•Dyskusja na temat przyszłości NLP i jego wpływu na różne dziedziny</w:t>
-            </w:r>
-          </w:p>
-        </w:tc>
-        <w:tc>
-          <w:tcPr>
-            <w:tcW w:type="dxa" w:w="4252"/>
-          </w:tcPr>
-          <w:p>
-            <w:pPr>
-              <w:spacing w:before="20" w:after="20"/>
-            </w:pPr>
-            <w:r>
-              <w:rPr>
-                <w:rFonts w:ascii="Aptos" w:hAnsi="Aptos"/>
-                <w:b w:val="0"/>
-                <w:i w:val="0"/>
-                <w:sz w:val="22"/>
-              </w:rPr>
             </w:r>
           </w:p>
         </w:tc>
